--- a/03-Communication-and-Teamwork/Meetings/Minutes/Mentor-Client-Meetings/Meeting Minutes 2025-05-22 (Client).docx
+++ b/03-Communication-and-Teamwork/Meetings/Minutes/Mentor-Client-Meetings/Meeting Minutes 2025-05-22 (Client).docx
@@ -449,14 +449,30 @@
               <w:rPr>
                 <w:rFonts w:ascii="Calibri" w:hAnsi="Calibri" w:cs="Calibri"/>
                 <w:b/>
-              </w:rPr>
-            </w:pPr>
-            <w:r>
-              <w:rPr>
-                <w:rFonts w:ascii="Calibri" w:hAnsi="Calibri" w:cs="Calibri"/>
-                <w:b/>
+                <w:bCs/>
+              </w:rPr>
+            </w:pPr>
+            <w:r>
+              <w:rPr>
+                <w:rFonts w:ascii="Calibri" w:hAnsi="Calibri" w:cs="Calibri"/>
+                <w:b/>
+                <w:bCs/>
               </w:rPr>
               <w:t>QA:</w:t>
+            </w:r>
+            <w:r>
+              <w:rPr>
+                <w:rFonts w:ascii="Calibri" w:hAnsi="Calibri" w:cs="Calibri"/>
+                <w:b/>
+                <w:bCs/>
+              </w:rPr>
+              <w:t xml:space="preserve"> </w:t>
+            </w:r>
+            <w:r>
+              <w:rPr>
+                <w:rFonts w:ascii="Calibri" w:hAnsi="Calibri" w:cs="Calibri"/>
+              </w:rPr>
+              <w:t>Win Phyo</w:t>
             </w:r>
           </w:p>
           <w:p>
@@ -1304,7 +1320,6 @@
           <w:rFonts w:ascii="Calibri" w:hAnsi="Calibri" w:cs="Calibri"/>
           <w:b/>
         </w:rPr>
-        <w:lastRenderedPageBreak/>
         <w:t>Agenda</w:t>
       </w:r>
     </w:p>
@@ -2246,7 +2261,19 @@
               <w:rPr>
                 <w:rFonts w:ascii="Calibri" w:hAnsi="Calibri" w:cs="Calibri"/>
               </w:rPr>
-              <w:t>1 run should have 10 tests inside, we currently have 12</w:t>
+              <w:t xml:space="preserve">1 run should have 10 tests </w:t>
+            </w:r>
+            <w:r>
+              <w:rPr>
+                <w:rFonts w:ascii="Calibri" w:hAnsi="Calibri" w:cs="Calibri"/>
+              </w:rPr>
+              <w:t>inside;</w:t>
+            </w:r>
+            <w:r>
+              <w:rPr>
+                <w:rFonts w:ascii="Calibri" w:hAnsi="Calibri" w:cs="Calibri"/>
+              </w:rPr>
+              <w:t xml:space="preserve"> we currently have 12</w:t>
             </w:r>
             <w:r>
               <w:rPr>
@@ -2489,14 +2516,19 @@
               <w:rPr>
                 <w:rFonts w:ascii="Calibri" w:hAnsi="Calibri" w:cs="Calibri"/>
               </w:rPr>
-              <w:t xml:space="preserve">Project status based on our schedule and milestones, and showcase which phase and </w:t>
-            </w:r>
-            <w:r>
-              <w:rPr>
-                <w:rFonts w:ascii="Calibri" w:hAnsi="Calibri" w:cs="Calibri"/>
-              </w:rPr>
-              <w:lastRenderedPageBreak/>
-              <w:t>milestones in it that were aiming to finish.</w:t>
+              <w:t xml:space="preserve">Project status based on our schedule and </w:t>
+            </w:r>
+            <w:r>
+              <w:rPr>
+                <w:rFonts w:ascii="Calibri" w:hAnsi="Calibri" w:cs="Calibri"/>
+              </w:rPr>
+              <w:t>milestones and</w:t>
+            </w:r>
+            <w:r>
+              <w:rPr>
+                <w:rFonts w:ascii="Calibri" w:hAnsi="Calibri" w:cs="Calibri"/>
+              </w:rPr>
+              <w:t xml:space="preserve"> showcase which phase and milestones in it that were aiming to finish.</w:t>
             </w:r>
           </w:p>
           <w:p>
@@ -2595,79 +2627,6 @@
               </w:rPr>
               <w:t>Daniel will get further clarification for how many slides are required.</w:t>
             </w:r>
-          </w:p>
-        </w:tc>
-      </w:tr>
-      <w:tr>
-        <w:tc>
-          <w:tcPr>
-            <w:tcW w:w="540" w:type="dxa"/>
-            <w:vAlign w:val="center"/>
-          </w:tcPr>
-          <w:p>
-            <w:pPr>
-              <w:numPr>
-                <w:ilvl w:val="0"/>
-                <w:numId w:val="21"/>
-              </w:numPr>
-              <w:ind w:left="342"/>
-              <w:rPr>
-                <w:rFonts w:ascii="Calibri" w:hAnsi="Calibri" w:cs="Calibri"/>
-              </w:rPr>
-            </w:pPr>
-          </w:p>
-        </w:tc>
-        <w:tc>
-          <w:tcPr>
-            <w:tcW w:w="9450" w:type="dxa"/>
-            <w:vAlign w:val="center"/>
-          </w:tcPr>
-          <w:p>
-            <w:pPr>
-              <w:rPr>
-                <w:rFonts w:ascii="Calibri" w:hAnsi="Calibri" w:cs="Calibri"/>
-              </w:rPr>
-            </w:pPr>
-          </w:p>
-          <w:p>
-            <w:pPr>
-              <w:rPr>
-                <w:rFonts w:ascii="Calibri" w:hAnsi="Calibri" w:cs="Calibri"/>
-              </w:rPr>
-            </w:pPr>
-          </w:p>
-        </w:tc>
-      </w:tr>
-      <w:tr>
-        <w:tc>
-          <w:tcPr>
-            <w:tcW w:w="540" w:type="dxa"/>
-            <w:vAlign w:val="center"/>
-          </w:tcPr>
-          <w:p>
-            <w:pPr>
-              <w:numPr>
-                <w:ilvl w:val="0"/>
-                <w:numId w:val="21"/>
-              </w:numPr>
-              <w:ind w:left="342"/>
-              <w:rPr>
-                <w:rFonts w:ascii="Calibri" w:hAnsi="Calibri" w:cs="Calibri"/>
-              </w:rPr>
-            </w:pPr>
-          </w:p>
-        </w:tc>
-        <w:tc>
-          <w:tcPr>
-            <w:tcW w:w="9450" w:type="dxa"/>
-            <w:vAlign w:val="center"/>
-          </w:tcPr>
-          <w:p>
-            <w:pPr>
-              <w:rPr>
-                <w:rFonts w:ascii="Calibri" w:hAnsi="Calibri" w:cs="Calibri"/>
-              </w:rPr>
-            </w:pPr>
           </w:p>
         </w:tc>
       </w:tr>
@@ -2856,13 +2815,19 @@
               <w:rPr>
                 <w:rFonts w:ascii="Calibri" w:hAnsi="Calibri" w:cs="Calibri"/>
               </w:rPr>
-              <w:t xml:space="preserve"> that was discussed,</w:t>
-            </w:r>
-            <w:r>
-              <w:rPr>
-                <w:rFonts w:ascii="Calibri" w:hAnsi="Calibri" w:cs="Calibri"/>
-              </w:rPr>
-              <w:t xml:space="preserve"> and re</w:t>
+              <w:t xml:space="preserve"> that was </w:t>
+            </w:r>
+            <w:r>
+              <w:rPr>
+                <w:rFonts w:ascii="Calibri" w:hAnsi="Calibri" w:cs="Calibri"/>
+              </w:rPr>
+              <w:t>discussed and</w:t>
+            </w:r>
+            <w:r>
+              <w:rPr>
+                <w:rFonts w:ascii="Calibri" w:hAnsi="Calibri" w:cs="Calibri"/>
+              </w:rPr>
+              <w:t xml:space="preserve"> re</w:t>
             </w:r>
             <w:r>
               <w:rPr>
@@ -3303,6 +3268,13 @@
               </w:rPr>
               <w:t>05/06/25</w:t>
             </w:r>
+            <w:r>
+              <w:rPr>
+                <w:rFonts w:ascii="Calibri" w:hAnsi="Calibri" w:cs="Calibri"/>
+                <w:b/>
+              </w:rPr>
+              <w:t xml:space="preserve"> </w:t>
+            </w:r>
           </w:p>
           <w:p>
             <w:pPr>
@@ -3402,12 +3374,6 @@
                 <w:rFonts w:ascii="Calibri" w:hAnsi="Calibri" w:cs="Calibri"/>
               </w:rPr>
             </w:pPr>
-            <w:r>
-              <w:rPr>
-                <w:rFonts w:ascii="Calibri" w:hAnsi="Calibri" w:cs="Calibri"/>
-              </w:rPr>
-              <w:t>IPv4 test results</w:t>
-            </w:r>
           </w:p>
         </w:tc>
       </w:tr>
@@ -3866,7 +3832,7 @@
           <v:path o:extrusionok="f" gradientshapeok="t" o:connecttype="rect"/>
           <o:lock v:ext="edit" aspectratio="t"/>
         </v:shapetype>
-        <v:shape id="_x0000_s1025" type="#_x0000_t75" alt="" style="position:absolute;left:0;text-align:left;margin-left:-57.65pt;margin-top:-35.55pt;width:610.4pt;height:100.2pt;z-index:1;mso-wrap-edited:f;mso-width-percent:0;mso-height-percent:0;mso-width-percent:0;mso-height-percent:0">
+        <v:shape id="_x0000_s1025" type="#_x0000_t75" style="position:absolute;left:0;text-align:left;margin-left:-57.65pt;margin-top:-35.55pt;width:610.4pt;height:100.2pt;z-index:251658240;mso-wrap-edited:f">
           <v:imagedata r:id="rId1" o:title="Untitled-4"/>
           <w10:wrap type="square"/>
         </v:shape>
@@ -6504,16 +6470,7 @@
     <w:name w:val="Table Grid"/>
     <w:basedOn w:val="TableNormal"/>
     <w:rsid w:val="00076A72"/>
-    <w:tblPr>
-      <w:tblBorders>
-        <w:top w:val="single" w:sz="4" w:space="0" w:color="auto"/>
-        <w:left w:val="single" w:sz="4" w:space="0" w:color="auto"/>
-        <w:bottom w:val="single" w:sz="4" w:space="0" w:color="auto"/>
-        <w:right w:val="single" w:sz="4" w:space="0" w:color="auto"/>
-        <w:insideH w:val="single" w:sz="4" w:space="0" w:color="auto"/>
-        <w:insideV w:val="single" w:sz="4" w:space="0" w:color="auto"/>
-      </w:tblBorders>
-    </w:tblPr>
+    <w:tblPr/>
   </w:style>
   <w:style w:type="paragraph" w:styleId="BalloonText">
     <w:name w:val="Balloon Text"/>

--- a/03-Communication-and-Teamwork/Meetings/Minutes/Mentor-Client-Meetings/Meeting Minutes 2025-05-22 (Client).docx
+++ b/03-Communication-and-Teamwork/Meetings/Minutes/Mentor-Client-Meetings/Meeting Minutes 2025-05-22 (Client).docx
@@ -4,13 +4,6 @@
   <w:body>
     <w:p>
       <w:pPr>
-        <w:rPr>
-          <w:rFonts w:ascii="Calibri" w:hAnsi="Calibri" w:cs="Calibri"/>
-        </w:rPr>
-      </w:pPr>
-    </w:p>
-    <w:p>
-      <w:pPr>
         <w:jc w:val="center"/>
         <w:rPr>
           <w:rFonts w:ascii="Calibri" w:hAnsi="Calibri" w:cs="Calibri"/>
@@ -22,7 +15,7 @@
           <w:rFonts w:ascii="Calibri" w:hAnsi="Calibri" w:cs="Calibri"/>
           <w:b/>
         </w:rPr>
-        <w:t>Team Meeting</w:t>
+        <w:t>Client/Mentor Meeting</w:t>
       </w:r>
     </w:p>
     <w:p>
@@ -70,14 +63,14 @@
                 <w:rFonts w:ascii="Calibri" w:hAnsi="Calibri" w:cs="Calibri"/>
                 <w:b/>
               </w:rPr>
-              <w:t>Client/</w:t>
-            </w:r>
-            <w:r>
-              <w:rPr>
-                <w:rFonts w:ascii="Calibri" w:hAnsi="Calibri" w:cs="Calibri"/>
-                <w:b/>
-              </w:rPr>
-              <w:t>Project:</w:t>
+              <w:t>Client</w:t>
+            </w:r>
+            <w:r>
+              <w:rPr>
+                <w:rFonts w:ascii="Calibri" w:hAnsi="Calibri" w:cs="Calibri"/>
+                <w:b/>
+              </w:rPr>
+              <w:t>:</w:t>
             </w:r>
           </w:p>
         </w:tc>
@@ -90,50 +83,20 @@
           </w:tcPr>
           <w:p>
             <w:pPr>
-              <w:jc w:val="center"/>
-              <w:rPr>
+              <w:rPr>
+                <w:rFonts w:ascii="Calibri" w:hAnsi="Calibri" w:cs="Calibri"/>
                 <w:b/>
                 <w:bCs/>
                 <w:color w:val="000000"/>
-                <w:sz w:val="40"/>
-                <w:szCs w:val="40"/>
-              </w:rPr>
-            </w:pPr>
-            <w:r>
-              <w:rPr>
-                <w:rFonts w:ascii="Calibri" w:hAnsi="Calibri" w:cs="Calibri"/>
-                <w:b/>
-              </w:rPr>
-              <w:t xml:space="preserve">Raymond Lutui </w:t>
-            </w:r>
-            <w:r>
-              <w:rPr>
-                <w:rFonts w:ascii="Aptos" w:hAnsi="Aptos" w:cs="Calibri"/>
-                <w:b/>
-                <w:sz w:val="14"/>
-                <w:szCs w:val="14"/>
-              </w:rPr>
-              <w:t xml:space="preserve">- </w:t>
-            </w:r>
-            <w:r>
-              <w:rPr>
-                <w:rFonts w:ascii="Aptos" w:hAnsi="Aptos"/>
-                <w:b/>
-                <w:bCs/>
-                <w:color w:val="000000"/>
-                <w:sz w:val="22"/>
-                <w:szCs w:val="22"/>
-              </w:rPr>
-              <w:t>Network Performance Evaluation on Linux Based Operating Systems</w:t>
-            </w:r>
-          </w:p>
-          <w:p>
-            <w:pPr>
-              <w:rPr>
-                <w:rFonts w:ascii="Calibri" w:hAnsi="Calibri" w:cs="Calibri"/>
-                <w:b/>
-              </w:rPr>
-            </w:pPr>
+              </w:rPr>
+            </w:pPr>
+            <w:r>
+              <w:rPr>
+                <w:rFonts w:ascii="Calibri" w:hAnsi="Calibri" w:cs="Calibri"/>
+                <w:b/>
+              </w:rPr>
+              <w:t>Raymond Lutui</w:t>
+            </w:r>
           </w:p>
         </w:tc>
       </w:tr>
@@ -156,23 +119,8 @@
                 <w:rFonts w:ascii="Calibri" w:hAnsi="Calibri" w:cs="Calibri"/>
                 <w:b/>
               </w:rPr>
-              <w:t>Purpose</w:t>
-            </w:r>
-            <w:r>
-              <w:rPr>
-                <w:rFonts w:ascii="Calibri" w:hAnsi="Calibri" w:cs="Calibri"/>
-                <w:b/>
-              </w:rPr>
-              <w:t>:</w:t>
-            </w:r>
-          </w:p>
-          <w:p>
-            <w:pPr>
-              <w:rPr>
-                <w:rFonts w:ascii="Calibri" w:hAnsi="Calibri" w:cs="Calibri"/>
-                <w:b/>
-              </w:rPr>
-            </w:pPr>
+              <w:t>Project:</w:t>
+            </w:r>
           </w:p>
         </w:tc>
         <w:tc>
@@ -187,56 +135,16 @@
               <w:rPr>
                 <w:rFonts w:ascii="Calibri" w:hAnsi="Calibri" w:cs="Calibri"/>
                 <w:b/>
+              </w:rPr>
+            </w:pPr>
+            <w:r>
+              <w:rPr>
+                <w:rFonts w:ascii="Calibri" w:hAnsi="Calibri" w:cs="Calibri"/>
+                <w:b/>
                 <w:bCs/>
-              </w:rPr>
-            </w:pPr>
-            <w:r>
-              <w:rPr>
-                <w:rFonts w:ascii="Calibri" w:hAnsi="Calibri" w:cs="Calibri"/>
-                <w:b/>
-                <w:bCs/>
-              </w:rPr>
-              <w:t>Discuss</w:t>
-            </w:r>
-            <w:r>
-              <w:rPr>
-                <w:rFonts w:ascii="Calibri" w:hAnsi="Calibri" w:cs="Calibri"/>
-                <w:b/>
-                <w:bCs/>
-              </w:rPr>
-              <w:t xml:space="preserve"> first</w:t>
-            </w:r>
-            <w:r>
-              <w:rPr>
-                <w:rFonts w:ascii="Calibri" w:hAnsi="Calibri" w:cs="Calibri"/>
-                <w:b/>
-                <w:bCs/>
-              </w:rPr>
-              <w:t xml:space="preserve"> set of IPv4</w:t>
-            </w:r>
-            <w:r>
-              <w:rPr>
-                <w:rFonts w:ascii="Calibri" w:hAnsi="Calibri" w:cs="Calibri"/>
-                <w:b/>
-                <w:bCs/>
-              </w:rPr>
-              <w:t xml:space="preserve"> test results</w:t>
-            </w:r>
-            <w:r>
-              <w:rPr>
-                <w:rFonts w:ascii="Calibri" w:hAnsi="Calibri" w:cs="Calibri"/>
-                <w:b/>
-                <w:bCs/>
-              </w:rPr>
-              <w:t xml:space="preserve"> with men</w:t>
-            </w:r>
-            <w:r>
-              <w:rPr>
-                <w:rFonts w:ascii="Calibri" w:hAnsi="Calibri" w:cs="Calibri"/>
-                <w:b/>
-                <w:bCs/>
-              </w:rPr>
-              <w:t>tor and client</w:t>
+                <w:color w:val="000000"/>
+              </w:rPr>
+              <w:t>Network Performance Evaluation on Linux Based Operating Systems</w:t>
             </w:r>
           </w:p>
         </w:tc>
@@ -245,55 +153,94 @@
         <w:tc>
           <w:tcPr>
             <w:tcW w:w="2952" w:type="dxa"/>
-            <w:vAlign w:val="center"/>
-          </w:tcPr>
-          <w:p>
-            <w:pPr>
-              <w:rPr>
-                <w:rFonts w:ascii="Calibri" w:hAnsi="Calibri" w:cs="Calibri"/>
-                <w:b/>
-              </w:rPr>
-            </w:pPr>
-            <w:r>
-              <w:rPr>
-                <w:rFonts w:ascii="Calibri" w:hAnsi="Calibri" w:cs="Calibri"/>
-                <w:b/>
-              </w:rPr>
-              <w:t>Meeting called by:</w:t>
-            </w:r>
-          </w:p>
-          <w:p>
-            <w:pPr>
-              <w:rPr>
-                <w:rFonts w:ascii="Calibri" w:hAnsi="Calibri" w:cs="Calibri"/>
-                <w:b/>
-              </w:rPr>
-            </w:pPr>
+            <w:shd w:val="clear" w:color="auto" w:fill="D9D9D9"/>
+            <w:vAlign w:val="center"/>
+          </w:tcPr>
+          <w:p>
+            <w:pPr>
+              <w:rPr>
+                <w:rFonts w:ascii="Calibri" w:hAnsi="Calibri" w:cs="Calibri"/>
+                <w:b/>
+              </w:rPr>
+            </w:pPr>
+            <w:r>
+              <w:rPr>
+                <w:rFonts w:ascii="Calibri" w:hAnsi="Calibri" w:cs="Calibri"/>
+                <w:b/>
+              </w:rPr>
+              <w:t>Purpose</w:t>
+            </w:r>
+            <w:r>
+              <w:rPr>
+                <w:rFonts w:ascii="Calibri" w:hAnsi="Calibri" w:cs="Calibri"/>
+                <w:b/>
+              </w:rPr>
+              <w:t>:</w:t>
+            </w:r>
           </w:p>
         </w:tc>
         <w:tc>
           <w:tcPr>
             <w:tcW w:w="7038" w:type="dxa"/>
             <w:gridSpan w:val="2"/>
-            <w:vAlign w:val="center"/>
-          </w:tcPr>
-          <w:p>
-            <w:pPr>
-              <w:rPr>
-                <w:rFonts w:ascii="Calibri" w:hAnsi="Calibri" w:cs="Calibri"/>
-              </w:rPr>
-            </w:pPr>
-            <w:r>
-              <w:rPr>
-                <w:rFonts w:ascii="Calibri" w:hAnsi="Calibri" w:cs="Calibri"/>
-              </w:rPr>
-              <w:t>Thomas</w:t>
-            </w:r>
-            <w:r>
-              <w:rPr>
-                <w:rFonts w:ascii="Calibri" w:hAnsi="Calibri" w:cs="Calibri"/>
-              </w:rPr>
-              <w:t xml:space="preserve"> Robinson</w:t>
+            <w:shd w:val="clear" w:color="auto" w:fill="D9D9D9"/>
+            <w:vAlign w:val="center"/>
+          </w:tcPr>
+          <w:p>
+            <w:pPr>
+              <w:rPr>
+                <w:rFonts w:ascii="Calibri" w:hAnsi="Calibri" w:cs="Calibri"/>
+                <w:b/>
+                <w:bCs/>
+              </w:rPr>
+            </w:pPr>
+            <w:r>
+              <w:rPr>
+                <w:rFonts w:ascii="Calibri" w:hAnsi="Calibri" w:cs="Calibri"/>
+                <w:b/>
+                <w:bCs/>
+              </w:rPr>
+              <w:t>Discuss</w:t>
+            </w:r>
+            <w:r>
+              <w:rPr>
+                <w:rFonts w:ascii="Calibri" w:hAnsi="Calibri" w:cs="Calibri"/>
+                <w:b/>
+                <w:bCs/>
+              </w:rPr>
+              <w:t xml:space="preserve"> first</w:t>
+            </w:r>
+            <w:r>
+              <w:rPr>
+                <w:rFonts w:ascii="Calibri" w:hAnsi="Calibri" w:cs="Calibri"/>
+                <w:b/>
+                <w:bCs/>
+              </w:rPr>
+              <w:t xml:space="preserve"> set of IPv4</w:t>
+            </w:r>
+            <w:r>
+              <w:rPr>
+                <w:rFonts w:ascii="Calibri" w:hAnsi="Calibri" w:cs="Calibri"/>
+                <w:b/>
+                <w:bCs/>
+              </w:rPr>
+              <w:t xml:space="preserve"> test results</w:t>
+            </w:r>
+            <w:r>
+              <w:rPr>
+                <w:rFonts w:ascii="Calibri" w:hAnsi="Calibri" w:cs="Calibri"/>
+                <w:b/>
+                <w:bCs/>
+              </w:rPr>
+              <w:t xml:space="preserve"> with men</w:t>
+            </w:r>
+            <w:r>
+              <w:rPr>
+                <w:rFonts w:ascii="Calibri" w:hAnsi="Calibri" w:cs="Calibri"/>
+                <w:b/>
+                <w:bCs/>
+              </w:rPr>
+              <w:t>tor and client</w:t>
             </w:r>
           </w:p>
         </w:tc>
@@ -309,132 +256,41 @@
               <w:rPr>
                 <w:rFonts w:ascii="Calibri" w:hAnsi="Calibri" w:cs="Calibri"/>
                 <w:b/>
-                <w:bCs/>
-              </w:rPr>
-            </w:pPr>
-            <w:r>
-              <w:rPr>
-                <w:rFonts w:ascii="Calibri" w:hAnsi="Calibri" w:cs="Calibri"/>
-                <w:b/>
-                <w:bCs/>
-              </w:rPr>
-              <w:t>Location:</w:t>
-            </w:r>
-            <w:r>
-              <w:rPr>
-                <w:rFonts w:ascii="Calibri" w:hAnsi="Calibri" w:cs="Calibri"/>
-                <w:b/>
-                <w:bCs/>
-              </w:rPr>
-              <w:t xml:space="preserve"> </w:t>
-            </w:r>
-            <w:r>
-              <w:rPr>
-                <w:rFonts w:ascii="Calibri" w:hAnsi="Calibri" w:cs="Calibri"/>
-                <w:b/>
-                <w:bCs/>
-              </w:rPr>
-              <w:t xml:space="preserve"> WZ1101</w:t>
-            </w:r>
-          </w:p>
-          <w:p>
-            <w:pPr>
-              <w:rPr>
-                <w:rFonts w:ascii="Calibri" w:hAnsi="Calibri" w:cs="Calibri"/>
-                <w:b/>
-              </w:rPr>
-            </w:pPr>
-          </w:p>
-        </w:tc>
-        <w:tc>
-          <w:tcPr>
-            <w:tcW w:w="2952" w:type="dxa"/>
-            <w:vAlign w:val="center"/>
-          </w:tcPr>
-          <w:p>
-            <w:pPr>
-              <w:rPr>
-                <w:rFonts w:ascii="Calibri" w:hAnsi="Calibri" w:cs="Calibri"/>
-                <w:b/>
-                <w:bCs/>
-              </w:rPr>
-            </w:pPr>
-            <w:r>
-              <w:rPr>
-                <w:rFonts w:ascii="Calibri" w:hAnsi="Calibri" w:cs="Calibri"/>
-                <w:b/>
-                <w:bCs/>
-              </w:rPr>
-              <w:t>Date:</w:t>
-            </w:r>
-            <w:r>
-              <w:rPr>
-                <w:rFonts w:ascii="Calibri" w:hAnsi="Calibri" w:cs="Calibri"/>
-                <w:b/>
-                <w:bCs/>
-              </w:rPr>
-              <w:t xml:space="preserve"> </w:t>
-            </w:r>
-            <w:r>
-              <w:rPr>
-                <w:rFonts w:ascii="Calibri" w:hAnsi="Calibri" w:cs="Calibri"/>
-                <w:b/>
-                <w:bCs/>
-              </w:rPr>
-              <w:t>22/05/25</w:t>
-            </w:r>
-          </w:p>
-        </w:tc>
-        <w:tc>
-          <w:tcPr>
-            <w:tcW w:w="4086" w:type="dxa"/>
-            <w:vAlign w:val="center"/>
-          </w:tcPr>
-          <w:p>
-            <w:pPr>
-              <w:rPr>
-                <w:rFonts w:ascii="Calibri" w:hAnsi="Calibri" w:cs="Calibri"/>
-              </w:rPr>
-            </w:pPr>
-            <w:r>
-              <w:rPr>
-                <w:rFonts w:ascii="Calibri" w:hAnsi="Calibri" w:cs="Calibri"/>
-                <w:b/>
-                <w:bCs/>
-              </w:rPr>
-              <w:t>Time:</w:t>
-            </w:r>
-            <w:r>
-              <w:rPr>
-                <w:rFonts w:ascii="Calibri" w:hAnsi="Calibri" w:cs="Calibri"/>
-              </w:rPr>
-              <w:t xml:space="preserve"> </w:t>
-            </w:r>
-            <w:r>
-              <w:rPr>
-                <w:rFonts w:ascii="Calibri" w:hAnsi="Calibri" w:cs="Calibri"/>
-              </w:rPr>
-              <w:t xml:space="preserve">1:00pm – </w:t>
-            </w:r>
-            <w:r>
-              <w:rPr>
-                <w:rFonts w:ascii="Calibri" w:hAnsi="Calibri" w:cs="Calibri"/>
-              </w:rPr>
-              <w:t xml:space="preserve">2 </w:t>
-            </w:r>
-            <w:r>
-              <w:rPr>
-                <w:rFonts w:ascii="Calibri" w:hAnsi="Calibri" w:cs="Calibri"/>
-              </w:rPr>
-              <w:t>pm</w:t>
-            </w:r>
-          </w:p>
-          <w:p>
-            <w:pPr>
-              <w:rPr>
-                <w:rFonts w:ascii="Calibri" w:hAnsi="Calibri" w:cs="Calibri"/>
-              </w:rPr>
-            </w:pPr>
+              </w:rPr>
+            </w:pPr>
+            <w:r>
+              <w:rPr>
+                <w:rFonts w:ascii="Calibri" w:hAnsi="Calibri" w:cs="Calibri"/>
+                <w:b/>
+              </w:rPr>
+              <w:t>Meeting called by:</w:t>
+            </w:r>
+          </w:p>
+        </w:tc>
+        <w:tc>
+          <w:tcPr>
+            <w:tcW w:w="7038" w:type="dxa"/>
+            <w:gridSpan w:val="2"/>
+            <w:vAlign w:val="center"/>
+          </w:tcPr>
+          <w:p>
+            <w:pPr>
+              <w:rPr>
+                <w:rFonts w:ascii="Calibri" w:hAnsi="Calibri" w:cs="Calibri"/>
+              </w:rPr>
+            </w:pPr>
+            <w:r>
+              <w:rPr>
+                <w:rFonts w:ascii="Calibri" w:hAnsi="Calibri" w:cs="Calibri"/>
+              </w:rPr>
+              <w:t>Thomas</w:t>
+            </w:r>
+            <w:r>
+              <w:rPr>
+                <w:rFonts w:ascii="Calibri" w:hAnsi="Calibri" w:cs="Calibri"/>
+              </w:rPr>
+              <w:t xml:space="preserve"> Robinson</w:t>
+            </w:r>
           </w:p>
         </w:tc>
       </w:tr>
@@ -458,6 +314,133 @@
                 <w:b/>
                 <w:bCs/>
               </w:rPr>
+              <w:t>Location:</w:t>
+            </w:r>
+            <w:r>
+              <w:rPr>
+                <w:rFonts w:ascii="Calibri" w:hAnsi="Calibri" w:cs="Calibri"/>
+                <w:b/>
+                <w:bCs/>
+              </w:rPr>
+              <w:t xml:space="preserve"> </w:t>
+            </w:r>
+            <w:r>
+              <w:rPr>
+                <w:rFonts w:ascii="Calibri" w:hAnsi="Calibri" w:cs="Calibri"/>
+              </w:rPr>
+              <w:t>WZ1101</w:t>
+            </w:r>
+          </w:p>
+        </w:tc>
+        <w:tc>
+          <w:tcPr>
+            <w:tcW w:w="2952" w:type="dxa"/>
+            <w:vAlign w:val="center"/>
+          </w:tcPr>
+          <w:p>
+            <w:pPr>
+              <w:rPr>
+                <w:rFonts w:ascii="Calibri" w:hAnsi="Calibri" w:cs="Calibri"/>
+                <w:b/>
+                <w:bCs/>
+              </w:rPr>
+            </w:pPr>
+            <w:r>
+              <w:rPr>
+                <w:rFonts w:ascii="Calibri" w:hAnsi="Calibri" w:cs="Calibri"/>
+                <w:b/>
+                <w:bCs/>
+              </w:rPr>
+              <w:t>Date:</w:t>
+            </w:r>
+            <w:r>
+              <w:rPr>
+                <w:rFonts w:ascii="Calibri" w:hAnsi="Calibri" w:cs="Calibri"/>
+                <w:b/>
+                <w:bCs/>
+              </w:rPr>
+              <w:t xml:space="preserve"> </w:t>
+            </w:r>
+            <w:r>
+              <w:rPr>
+                <w:rFonts w:ascii="Calibri" w:hAnsi="Calibri" w:cs="Calibri"/>
+              </w:rPr>
+              <w:t>22/05/25</w:t>
+            </w:r>
+          </w:p>
+        </w:tc>
+        <w:tc>
+          <w:tcPr>
+            <w:tcW w:w="4086" w:type="dxa"/>
+            <w:vAlign w:val="center"/>
+          </w:tcPr>
+          <w:p>
+            <w:pPr>
+              <w:rPr>
+                <w:rFonts w:ascii="Calibri" w:hAnsi="Calibri" w:cs="Calibri"/>
+              </w:rPr>
+            </w:pPr>
+            <w:r>
+              <w:rPr>
+                <w:rFonts w:ascii="Calibri" w:hAnsi="Calibri" w:cs="Calibri"/>
+                <w:b/>
+                <w:bCs/>
+              </w:rPr>
+              <w:t>Time:</w:t>
+            </w:r>
+            <w:r>
+              <w:rPr>
+                <w:rFonts w:ascii="Calibri" w:hAnsi="Calibri" w:cs="Calibri"/>
+              </w:rPr>
+              <w:t xml:space="preserve"> </w:t>
+            </w:r>
+            <w:r>
+              <w:rPr>
+                <w:rFonts w:ascii="Calibri" w:hAnsi="Calibri" w:cs="Calibri"/>
+              </w:rPr>
+              <w:t xml:space="preserve">1:00pm – </w:t>
+            </w:r>
+            <w:r>
+              <w:rPr>
+                <w:rFonts w:ascii="Calibri" w:hAnsi="Calibri" w:cs="Calibri"/>
+              </w:rPr>
+              <w:t>2</w:t>
+            </w:r>
+            <w:r>
+              <w:rPr>
+                <w:rFonts w:ascii="Calibri" w:hAnsi="Calibri" w:cs="Calibri"/>
+              </w:rPr>
+              <w:t>:00</w:t>
+            </w:r>
+            <w:r>
+              <w:rPr>
+                <w:rFonts w:ascii="Calibri" w:hAnsi="Calibri" w:cs="Calibri"/>
+              </w:rPr>
+              <w:t>pm</w:t>
+            </w:r>
+          </w:p>
+        </w:tc>
+      </w:tr>
+      <w:tr>
+        <w:tc>
+          <w:tcPr>
+            <w:tcW w:w="2952" w:type="dxa"/>
+            <w:vAlign w:val="center"/>
+          </w:tcPr>
+          <w:p>
+            <w:pPr>
+              <w:rPr>
+                <w:rFonts w:ascii="Calibri" w:hAnsi="Calibri" w:cs="Calibri"/>
+                <w:b/>
+                <w:bCs/>
+              </w:rPr>
+            </w:pPr>
+            <w:r>
+              <w:rPr>
+                <w:rFonts w:ascii="Calibri" w:hAnsi="Calibri" w:cs="Calibri"/>
+                <w:b/>
+                <w:bCs/>
+              </w:rPr>
               <w:t>QA:</w:t>
             </w:r>
             <w:r>
@@ -475,14 +458,6 @@
               <w:t>Win Phyo</w:t>
             </w:r>
           </w:p>
-          <w:p>
-            <w:pPr>
-              <w:rPr>
-                <w:rFonts w:ascii="Calibri" w:hAnsi="Calibri" w:cs="Calibri"/>
-                <w:b/>
-              </w:rPr>
-            </w:pPr>
-          </w:p>
         </w:tc>
         <w:tc>
           <w:tcPr>
@@ -500,30 +475,22 @@
                 <w:rFonts w:ascii="Calibri" w:hAnsi="Calibri" w:cs="Calibri"/>
                 <w:b/>
               </w:rPr>
-              <w:t>Version</w:t>
-            </w:r>
-            <w:r>
-              <w:rPr>
-                <w:rFonts w:ascii="Calibri" w:hAnsi="Calibri" w:cs="Calibri"/>
-                <w:b/>
-              </w:rPr>
-              <w:t xml:space="preserve">: </w:t>
-            </w:r>
-            <w:r>
-              <w:rPr>
-                <w:rFonts w:ascii="Calibri" w:hAnsi="Calibri" w:cs="Calibri"/>
-                <w:b/>
-              </w:rPr>
-              <w:t>1.0</w:t>
-            </w:r>
-          </w:p>
-          <w:p>
-            <w:pPr>
-              <w:rPr>
-                <w:rFonts w:ascii="Calibri" w:hAnsi="Calibri" w:cs="Calibri"/>
-                <w:b/>
-              </w:rPr>
-            </w:pPr>
+              <w:t xml:space="preserve">Version: </w:t>
+            </w:r>
+            <w:r>
+              <w:rPr>
+                <w:rFonts w:ascii="Calibri" w:hAnsi="Calibri" w:cs="Calibri"/>
+                <w:bCs/>
+              </w:rPr>
+              <w:t>1.</w:t>
+            </w:r>
+            <w:r>
+              <w:rPr>
+                <w:rFonts w:ascii="Calibri" w:hAnsi="Calibri" w:cs="Calibri"/>
+                <w:bCs/>
+              </w:rPr>
+              <w:t>1</w:t>
+            </w:r>
           </w:p>
         </w:tc>
         <w:tc>
@@ -548,27 +515,9 @@
             <w:r>
               <w:rPr>
                 <w:rFonts w:ascii="Calibri" w:hAnsi="Calibri" w:cs="Calibri"/>
-                <w:b/>
-                <w:bCs/>
-              </w:rPr>
-              <w:t xml:space="preserve"> </w:t>
-            </w:r>
-            <w:r>
-              <w:rPr>
-                <w:rFonts w:ascii="Calibri" w:hAnsi="Calibri" w:cs="Calibri"/>
-                <w:b/>
-                <w:bCs/>
-              </w:rPr>
-              <w:t>Win Phyo</w:t>
-            </w:r>
-          </w:p>
-          <w:p>
-            <w:pPr>
-              <w:rPr>
-                <w:rFonts w:ascii="Calibri" w:hAnsi="Calibri" w:cs="Calibri"/>
-                <w:b/>
-              </w:rPr>
-            </w:pPr>
+              </w:rPr>
+              <w:t>Nathan</w:t>
+            </w:r>
           </w:p>
         </w:tc>
       </w:tr>
@@ -593,14 +542,7 @@
           <w:rFonts w:ascii="Calibri" w:hAnsi="Calibri" w:cs="Calibri"/>
           <w:b/>
         </w:rPr>
-        <w:t xml:space="preserve">Meeting </w:t>
-      </w:r>
-      <w:r>
-        <w:rPr>
-          <w:rFonts w:ascii="Calibri" w:hAnsi="Calibri" w:cs="Calibri"/>
-          <w:b/>
-        </w:rPr>
-        <w:t>Attendees</w:t>
+        <w:t>Meeting Attendees</w:t>
       </w:r>
     </w:p>
     <w:p>
@@ -713,12 +655,12 @@
           <w:p>
             <w:pPr>
               <w:rPr>
-                <w:rFonts w:ascii="Aptos" w:hAnsi="Aptos" w:cs="Calibri"/>
-              </w:rPr>
-            </w:pPr>
-            <w:r>
-              <w:rPr>
-                <w:rFonts w:ascii="Aptos" w:hAnsi="Aptos"/>
+                <w:rFonts w:ascii="Calibri" w:hAnsi="Calibri" w:cs="Calibri"/>
+              </w:rPr>
+            </w:pPr>
+            <w:r>
+              <w:rPr>
+                <w:rFonts w:ascii="Calibri" w:hAnsi="Calibri" w:cs="Calibri"/>
               </w:rPr>
               <w:t>Nathan Quai Hoi</w:t>
             </w:r>
@@ -752,12 +694,12 @@
           <w:p>
             <w:pPr>
               <w:rPr>
-                <w:rFonts w:ascii="Aptos" w:hAnsi="Aptos" w:cs="Calibri"/>
-              </w:rPr>
-            </w:pPr>
-            <w:r>
-              <w:rPr>
-                <w:rFonts w:ascii="Aptos" w:hAnsi="Aptos"/>
+                <w:rFonts w:ascii="Calibri" w:hAnsi="Calibri" w:cs="Calibri"/>
+              </w:rPr>
+            </w:pPr>
+            <w:r>
+              <w:rPr>
+                <w:rFonts w:ascii="Calibri" w:hAnsi="Calibri" w:cs="Calibri"/>
               </w:rPr>
               <w:t>Win Phyo</w:t>
             </w:r>
@@ -791,12 +733,12 @@
           <w:p>
             <w:pPr>
               <w:rPr>
-                <w:rFonts w:ascii="Aptos" w:hAnsi="Aptos" w:cs="Calibri"/>
-              </w:rPr>
-            </w:pPr>
-            <w:r>
-              <w:rPr>
-                <w:rFonts w:ascii="Aptos" w:hAnsi="Aptos"/>
+                <w:rFonts w:ascii="Calibri" w:hAnsi="Calibri" w:cs="Calibri"/>
+              </w:rPr>
+            </w:pPr>
+            <w:r>
+              <w:rPr>
+                <w:rFonts w:ascii="Calibri" w:hAnsi="Calibri" w:cs="Calibri"/>
               </w:rPr>
               <w:t>Zafar Azad</w:t>
             </w:r>
@@ -830,12 +772,12 @@
           <w:p>
             <w:pPr>
               <w:rPr>
-                <w:rFonts w:ascii="Aptos" w:hAnsi="Aptos" w:cs="Calibri"/>
-              </w:rPr>
-            </w:pPr>
-            <w:r>
-              <w:rPr>
-                <w:rFonts w:ascii="Aptos" w:hAnsi="Aptos"/>
+                <w:rFonts w:ascii="Calibri" w:hAnsi="Calibri" w:cs="Calibri"/>
+              </w:rPr>
+            </w:pPr>
+            <w:r>
+              <w:rPr>
+                <w:rFonts w:ascii="Calibri" w:hAnsi="Calibri" w:cs="Calibri"/>
               </w:rPr>
               <w:t>Larissa Goh</w:t>
             </w:r>
@@ -869,12 +811,12 @@
           <w:p>
             <w:pPr>
               <w:rPr>
-                <w:rFonts w:ascii="Aptos" w:hAnsi="Aptos"/>
-              </w:rPr>
-            </w:pPr>
-            <w:r>
-              <w:rPr>
-                <w:rFonts w:ascii="Aptos" w:hAnsi="Aptos"/>
+                <w:rFonts w:ascii="Calibri" w:hAnsi="Calibri" w:cs="Calibri"/>
+              </w:rPr>
+            </w:pPr>
+            <w:r>
+              <w:rPr>
+                <w:rFonts w:ascii="Calibri" w:hAnsi="Calibri" w:cs="Calibri"/>
               </w:rPr>
               <w:t>Charmi Patel</w:t>
             </w:r>
@@ -908,12 +850,12 @@
           <w:p>
             <w:pPr>
               <w:rPr>
-                <w:rFonts w:ascii="Aptos" w:hAnsi="Aptos" w:cs="Calibri"/>
-              </w:rPr>
-            </w:pPr>
-            <w:r>
-              <w:rPr>
-                <w:rFonts w:ascii="Aptos" w:hAnsi="Aptos"/>
+                <w:rFonts w:ascii="Calibri" w:hAnsi="Calibri" w:cs="Calibri"/>
+              </w:rPr>
+            </w:pPr>
+            <w:r>
+              <w:rPr>
+                <w:rFonts w:ascii="Calibri" w:hAnsi="Calibri" w:cs="Calibri"/>
               </w:rPr>
               <w:t>Daniel Vaipulu</w:t>
             </w:r>
@@ -947,12 +889,12 @@
           <w:p>
             <w:pPr>
               <w:rPr>
-                <w:rFonts w:ascii="Aptos" w:hAnsi="Aptos" w:cs="Calibri"/>
-              </w:rPr>
-            </w:pPr>
-            <w:r>
-              <w:rPr>
-                <w:rFonts w:ascii="Aptos" w:hAnsi="Aptos"/>
+                <w:rFonts w:ascii="Calibri" w:hAnsi="Calibri" w:cs="Calibri"/>
+              </w:rPr>
+            </w:pPr>
+            <w:r>
+              <w:rPr>
+                <w:rFonts w:ascii="Calibri" w:hAnsi="Calibri" w:cs="Calibri"/>
               </w:rPr>
               <w:t>Raymond Lutui</w:t>
             </w:r>
@@ -1013,12 +955,16 @@
             <w:pPr>
               <w:rPr>
                 <w:rFonts w:ascii="Calibri" w:hAnsi="Calibri" w:cs="Calibri"/>
+                <w:b/>
+                <w:bCs/>
                 <w:i/>
               </w:rPr>
             </w:pPr>
             <w:r>
               <w:rPr>
                 <w:rFonts w:ascii="Calibri" w:hAnsi="Calibri" w:cs="Calibri"/>
+                <w:b/>
+                <w:bCs/>
                 <w:i/>
               </w:rPr>
               <w:t>Names</w:t>
@@ -1034,12 +980,16 @@
             <w:pPr>
               <w:rPr>
                 <w:rFonts w:ascii="Calibri" w:hAnsi="Calibri" w:cs="Calibri"/>
+                <w:b/>
+                <w:bCs/>
                 <w:i/>
               </w:rPr>
             </w:pPr>
             <w:r>
               <w:rPr>
                 <w:rFonts w:ascii="Calibri" w:hAnsi="Calibri" w:cs="Calibri"/>
+                <w:b/>
+                <w:bCs/>
                 <w:i/>
               </w:rPr>
               <w:t>Representing</w:t>
@@ -1269,25 +1219,7 @@
               <w:rPr>
                 <w:rFonts w:ascii="Calibri" w:hAnsi="Calibri" w:cs="Calibri"/>
               </w:rPr>
-              <w:t xml:space="preserve">Minutes </w:t>
-            </w:r>
-            <w:r>
-              <w:rPr>
-                <w:rFonts w:ascii="Calibri" w:hAnsi="Calibri" w:cs="Calibri"/>
-              </w:rPr>
-              <w:t>circulation to:</w:t>
-            </w:r>
-            <w:r>
-              <w:rPr>
-                <w:rFonts w:ascii="Calibri" w:hAnsi="Calibri" w:cs="Calibri"/>
-              </w:rPr>
-              <w:t xml:space="preserve"> </w:t>
-            </w:r>
-            <w:r>
-              <w:rPr>
-                <w:rFonts w:ascii="Calibri" w:hAnsi="Calibri" w:cs="Calibri"/>
-              </w:rPr>
-              <w:t>All team members</w:t>
+              <w:t>Minutes circulation to: Project Team</w:t>
             </w:r>
           </w:p>
         </w:tc>
@@ -1320,6 +1252,7 @@
           <w:rFonts w:ascii="Calibri" w:hAnsi="Calibri" w:cs="Calibri"/>
           <w:b/>
         </w:rPr>
+        <w:lastRenderedPageBreak/>
         <w:t>Agenda</w:t>
       </w:r>
     </w:p>
@@ -1769,35 +1702,7 @@
           <w:rFonts w:ascii="Calibri" w:hAnsi="Calibri" w:cs="Calibri"/>
           <w:b/>
         </w:rPr>
-        <w:t xml:space="preserve">Open Action Items/Action Items </w:t>
-      </w:r>
-      <w:r>
-        <w:rPr>
-          <w:rFonts w:ascii="Calibri" w:hAnsi="Calibri" w:cs="Calibri"/>
-          <w:b/>
-        </w:rPr>
-        <w:t>f</w:t>
-      </w:r>
-      <w:r>
-        <w:rPr>
-          <w:rFonts w:ascii="Calibri" w:hAnsi="Calibri" w:cs="Calibri"/>
-          <w:b/>
-        </w:rPr>
-        <w:t xml:space="preserve">rom </w:t>
-      </w:r>
-      <w:r>
-        <w:rPr>
-          <w:rFonts w:ascii="Calibri" w:hAnsi="Calibri" w:cs="Calibri"/>
-          <w:b/>
-        </w:rPr>
-        <w:t xml:space="preserve">the </w:t>
-      </w:r>
-      <w:r>
-        <w:rPr>
-          <w:rFonts w:ascii="Calibri" w:hAnsi="Calibri" w:cs="Calibri"/>
-          <w:b/>
-        </w:rPr>
-        <w:t>Previous Meeting</w:t>
+        <w:t>Open Action Items/Action Items from the Previous Meeting</w:t>
       </w:r>
     </w:p>
     <w:p>
@@ -1995,14 +1900,7 @@
           <w:rFonts w:ascii="Calibri" w:hAnsi="Calibri" w:cs="Calibri"/>
           <w:b/>
         </w:rPr>
-        <w:t xml:space="preserve">Discussion </w:t>
-      </w:r>
-      <w:r>
-        <w:rPr>
-          <w:rFonts w:ascii="Calibri" w:hAnsi="Calibri" w:cs="Calibri"/>
-          <w:b/>
-        </w:rPr>
-        <w:t>and Decisions</w:t>
+        <w:t>Discussion and Decisions</w:t>
       </w:r>
     </w:p>
     <w:p>
@@ -2071,14 +1969,7 @@
                 <w:rFonts w:ascii="Calibri" w:hAnsi="Calibri" w:cs="Calibri"/>
                 <w:b/>
               </w:rPr>
-              <w:t xml:space="preserve">Discussion </w:t>
-            </w:r>
-            <w:r>
-              <w:rPr>
-                <w:rFonts w:ascii="Calibri" w:hAnsi="Calibri" w:cs="Calibri"/>
-                <w:b/>
-              </w:rPr>
-              <w:t>and Decisions</w:t>
+              <w:t>Discussion and Decisions</w:t>
             </w:r>
           </w:p>
         </w:tc>
@@ -2126,13 +2017,6 @@
               <w:t>table required to present all results together for IPv4 Ubuntu router.</w:t>
             </w:r>
           </w:p>
-          <w:p>
-            <w:pPr>
-              <w:rPr>
-                <w:rFonts w:ascii="Calibri" w:hAnsi="Calibri" w:cs="Calibri"/>
-              </w:rPr>
-            </w:pPr>
-          </w:p>
         </w:tc>
       </w:tr>
       <w:tr>
@@ -2175,14 +2059,20 @@
               <w:rPr>
                 <w:rFonts w:ascii="Calibri" w:hAnsi="Calibri" w:cs="Calibri"/>
               </w:rPr>
-              <w:t xml:space="preserve">, rerun of both TCP and UDP tests required. </w:t>
+              <w:t>, rerun of both TCP and UDP tests required</w:t>
+            </w:r>
+            <w:r>
+              <w:rPr>
+                <w:rFonts w:ascii="Calibri" w:hAnsi="Calibri" w:cs="Calibri"/>
+              </w:rPr>
+              <w:t>:</w:t>
             </w:r>
           </w:p>
           <w:p>
             <w:pPr>
               <w:numPr>
                 <w:ilvl w:val="0"/>
-                <w:numId w:val="23"/>
+                <w:numId w:val="24"/>
               </w:numPr>
               <w:rPr>
                 <w:rFonts w:ascii="Calibri" w:hAnsi="Calibri" w:cs="Calibri"/>
@@ -2205,7 +2095,7 @@
             <w:pPr>
               <w:numPr>
                 <w:ilvl w:val="0"/>
-                <w:numId w:val="23"/>
+                <w:numId w:val="24"/>
               </w:numPr>
               <w:rPr>
                 <w:rFonts w:ascii="Calibri" w:hAnsi="Calibri" w:cs="Calibri"/>
@@ -2222,7 +2112,7 @@
             <w:pPr>
               <w:numPr>
                 <w:ilvl w:val="0"/>
-                <w:numId w:val="23"/>
+                <w:numId w:val="24"/>
               </w:numPr>
               <w:rPr>
                 <w:rFonts w:ascii="Calibri" w:hAnsi="Calibri" w:cs="Calibri"/>
@@ -2251,7 +2141,7 @@
             <w:pPr>
               <w:numPr>
                 <w:ilvl w:val="0"/>
-                <w:numId w:val="23"/>
+                <w:numId w:val="24"/>
               </w:numPr>
               <w:rPr>
                 <w:rFonts w:ascii="Calibri" w:hAnsi="Calibri" w:cs="Calibri"/>
@@ -2286,7 +2176,7 @@
             <w:pPr>
               <w:numPr>
                 <w:ilvl w:val="0"/>
-                <w:numId w:val="23"/>
+                <w:numId w:val="24"/>
               </w:numPr>
               <w:rPr>
                 <w:rFonts w:ascii="Calibri" w:hAnsi="Calibri" w:cs="Calibri"/>
@@ -2343,12 +2233,18 @@
               </w:rPr>
               <w:t>Throughput results inaccurate</w:t>
             </w:r>
+            <w:r>
+              <w:rPr>
+                <w:rFonts w:ascii="Calibri" w:hAnsi="Calibri" w:cs="Calibri"/>
+              </w:rPr>
+              <w:t>:</w:t>
+            </w:r>
           </w:p>
           <w:p>
             <w:pPr>
               <w:numPr>
                 <w:ilvl w:val="0"/>
-                <w:numId w:val="23"/>
+                <w:numId w:val="25"/>
               </w:numPr>
               <w:rPr>
                 <w:rFonts w:ascii="Calibri" w:hAnsi="Calibri" w:cs="Calibri"/>
@@ -2397,14 +2293,20 @@
               <w:rPr>
                 <w:rFonts w:ascii="Calibri" w:hAnsi="Calibri" w:cs="Calibri"/>
               </w:rPr>
-              <w:t xml:space="preserve">Discussed our concerns and confusion with the 95% confidence interval. </w:t>
+              <w:t>Discussed our concerns and confusion with the 95% confidence interval</w:t>
+            </w:r>
+            <w:r>
+              <w:rPr>
+                <w:rFonts w:ascii="Calibri" w:hAnsi="Calibri" w:cs="Calibri"/>
+              </w:rPr>
+              <w:t>:</w:t>
             </w:r>
           </w:p>
           <w:p>
             <w:pPr>
               <w:numPr>
                 <w:ilvl w:val="0"/>
-                <w:numId w:val="23"/>
+                <w:numId w:val="25"/>
               </w:numPr>
               <w:rPr>
                 <w:rFonts w:ascii="Calibri" w:hAnsi="Calibri" w:cs="Calibri"/>
@@ -2467,12 +2369,18 @@
               </w:rPr>
               <w:t>Mid-project progress report</w:t>
             </w:r>
+            <w:r>
+              <w:rPr>
+                <w:rFonts w:ascii="Calibri" w:hAnsi="Calibri" w:cs="Calibri"/>
+              </w:rPr>
+              <w:t>:</w:t>
+            </w:r>
           </w:p>
           <w:p>
             <w:pPr>
               <w:numPr>
                 <w:ilvl w:val="0"/>
-                <w:numId w:val="23"/>
+                <w:numId w:val="25"/>
               </w:numPr>
               <w:rPr>
                 <w:rFonts w:ascii="Calibri" w:hAnsi="Calibri" w:cs="Calibri"/>
@@ -2482,14 +2390,26 @@
               <w:rPr>
                 <w:rFonts w:ascii="Calibri" w:hAnsi="Calibri" w:cs="Calibri"/>
               </w:rPr>
-              <w:t>Need to start ASAP so we can send our draft for Daniel to review before he goes overseas on Friday 30/05.</w:t>
+              <w:t>Need to start ASAP so we can send our draft for Daniel to review before he goes overseas on Friday 30/05</w:t>
+            </w:r>
+            <w:r>
+              <w:rPr>
+                <w:rFonts w:ascii="Calibri" w:hAnsi="Calibri" w:cs="Calibri"/>
+              </w:rPr>
+              <w:t>/2025</w:t>
+            </w:r>
+            <w:r>
+              <w:rPr>
+                <w:rFonts w:ascii="Calibri" w:hAnsi="Calibri" w:cs="Calibri"/>
+              </w:rPr>
+              <w:t>.</w:t>
             </w:r>
           </w:p>
           <w:p>
             <w:pPr>
               <w:numPr>
                 <w:ilvl w:val="0"/>
-                <w:numId w:val="23"/>
+                <w:numId w:val="25"/>
               </w:numPr>
               <w:rPr>
                 <w:rFonts w:ascii="Calibri" w:hAnsi="Calibri" w:cs="Calibri"/>
@@ -2506,7 +2426,7 @@
             <w:pPr>
               <w:numPr>
                 <w:ilvl w:val="0"/>
-                <w:numId w:val="23"/>
+                <w:numId w:val="25"/>
               </w:numPr>
               <w:rPr>
                 <w:rFonts w:ascii="Calibri" w:hAnsi="Calibri" w:cs="Calibri"/>
@@ -2528,14 +2448,26 @@
               <w:rPr>
                 <w:rFonts w:ascii="Calibri" w:hAnsi="Calibri" w:cs="Calibri"/>
               </w:rPr>
-              <w:t xml:space="preserve"> showcase which phase and milestones in it that were aiming to finish.</w:t>
+              <w:t xml:space="preserve"> showcase which phase and milestones in it that we</w:t>
+            </w:r>
+            <w:r>
+              <w:rPr>
+                <w:rFonts w:ascii="Calibri" w:hAnsi="Calibri" w:cs="Calibri"/>
+              </w:rPr>
+              <w:t>’</w:t>
+            </w:r>
+            <w:r>
+              <w:rPr>
+                <w:rFonts w:ascii="Calibri" w:hAnsi="Calibri" w:cs="Calibri"/>
+              </w:rPr>
+              <w:t>re aiming to finish.</w:t>
             </w:r>
           </w:p>
           <w:p>
             <w:pPr>
               <w:numPr>
                 <w:ilvl w:val="0"/>
-                <w:numId w:val="23"/>
+                <w:numId w:val="25"/>
               </w:numPr>
               <w:rPr>
                 <w:rFonts w:ascii="Calibri" w:hAnsi="Calibri" w:cs="Calibri"/>
@@ -2545,14 +2477,32 @@
               <w:rPr>
                 <w:rFonts w:ascii="Calibri" w:hAnsi="Calibri" w:cs="Calibri"/>
               </w:rPr>
-              <w:t>Team member contribution, take out a milestone and list each member’s contribution to each. Table format with explanation.</w:t>
+              <w:t>L</w:t>
+            </w:r>
+            <w:r>
+              <w:rPr>
+                <w:rFonts w:ascii="Calibri" w:hAnsi="Calibri" w:cs="Calibri"/>
+              </w:rPr>
+              <w:t>ist each member’s contribution to each</w:t>
+            </w:r>
+            <w:r>
+              <w:rPr>
+                <w:rFonts w:ascii="Calibri" w:hAnsi="Calibri" w:cs="Calibri"/>
+              </w:rPr>
+              <w:t xml:space="preserve"> milestone</w:t>
+            </w:r>
+            <w:r>
+              <w:rPr>
+                <w:rFonts w:ascii="Calibri" w:hAnsi="Calibri" w:cs="Calibri"/>
+              </w:rPr>
+              <w:t>. Table format with explanation.</w:t>
             </w:r>
           </w:p>
           <w:p>
             <w:pPr>
               <w:numPr>
                 <w:ilvl w:val="0"/>
-                <w:numId w:val="23"/>
+                <w:numId w:val="25"/>
               </w:numPr>
               <w:rPr>
                 <w:rFonts w:ascii="Calibri" w:hAnsi="Calibri" w:cs="Calibri"/>
@@ -2562,15 +2512,9 @@
               <w:rPr>
                 <w:rFonts w:ascii="Calibri" w:hAnsi="Calibri" w:cs="Calibri"/>
               </w:rPr>
+              <w:lastRenderedPageBreak/>
               <w:t>New skills analysis based on upskilling.</w:t>
             </w:r>
-          </w:p>
-          <w:p>
-            <w:pPr>
-              <w:rPr>
-                <w:rFonts w:ascii="Calibri" w:hAnsi="Calibri" w:cs="Calibri"/>
-              </w:rPr>
-            </w:pPr>
           </w:p>
         </w:tc>
       </w:tr>
@@ -2610,12 +2554,18 @@
               </w:rPr>
               <w:t>Mid-project progress presentation</w:t>
             </w:r>
+            <w:r>
+              <w:rPr>
+                <w:rFonts w:ascii="Calibri" w:hAnsi="Calibri" w:cs="Calibri"/>
+              </w:rPr>
+              <w:t>:</w:t>
+            </w:r>
           </w:p>
           <w:p>
             <w:pPr>
               <w:numPr>
                 <w:ilvl w:val="0"/>
-                <w:numId w:val="23"/>
+                <w:numId w:val="26"/>
               </w:numPr>
               <w:rPr>
                 <w:rFonts w:ascii="Calibri" w:hAnsi="Calibri" w:cs="Calibri"/>
@@ -2652,14 +2602,7 @@
           <w:rFonts w:ascii="Calibri" w:hAnsi="Calibri" w:cs="Calibri"/>
           <w:b/>
         </w:rPr>
-        <w:t xml:space="preserve">Summary of </w:t>
-      </w:r>
-      <w:r>
-        <w:rPr>
-          <w:rFonts w:ascii="Calibri" w:hAnsi="Calibri" w:cs="Calibri"/>
-          <w:b/>
-        </w:rPr>
-        <w:t>Action Items</w:t>
+        <w:t>Summary of Action Items</w:t>
       </w:r>
     </w:p>
     <w:p>
@@ -2685,9 +2628,9 @@
       </w:tblPr>
       <w:tblGrid>
         <w:gridCol w:w="540"/>
-        <w:gridCol w:w="5400"/>
-        <w:gridCol w:w="1530"/>
-        <w:gridCol w:w="2520"/>
+        <w:gridCol w:w="5130"/>
+        <w:gridCol w:w="2410"/>
+        <w:gridCol w:w="1910"/>
       </w:tblGrid>
       <w:tr>
         <w:tc>
@@ -2713,7 +2656,7 @@
         </w:tc>
         <w:tc>
           <w:tcPr>
-            <w:tcW w:w="5400" w:type="dxa"/>
+            <w:tcW w:w="5130" w:type="dxa"/>
             <w:shd w:val="clear" w:color="auto" w:fill="D9D9D9"/>
           </w:tcPr>
           <w:p>
@@ -2734,7 +2677,7 @@
         </w:tc>
         <w:tc>
           <w:tcPr>
-            <w:tcW w:w="1530" w:type="dxa"/>
+            <w:tcW w:w="2410" w:type="dxa"/>
             <w:shd w:val="clear" w:color="auto" w:fill="D9D9D9"/>
           </w:tcPr>
           <w:p>
@@ -2755,7 +2698,7 @@
         </w:tc>
         <w:tc>
           <w:tcPr>
-            <w:tcW w:w="2520" w:type="dxa"/>
+            <w:tcW w:w="1910" w:type="dxa"/>
             <w:shd w:val="clear" w:color="auto" w:fill="D9D9D9"/>
           </w:tcPr>
           <w:p>
@@ -2796,32 +2739,44 @@
         </w:tc>
         <w:tc>
           <w:tcPr>
-            <w:tcW w:w="5400" w:type="dxa"/>
-            <w:vAlign w:val="center"/>
-          </w:tcPr>
-          <w:p>
-            <w:pPr>
-              <w:rPr>
-                <w:rFonts w:ascii="Calibri" w:hAnsi="Calibri" w:cs="Calibri"/>
-              </w:rPr>
-            </w:pPr>
-            <w:r>
-              <w:rPr>
-                <w:rFonts w:ascii="Calibri" w:hAnsi="Calibri" w:cs="Calibri"/>
-              </w:rPr>
-              <w:t>Update script from feedback</w:t>
-            </w:r>
-            <w:r>
-              <w:rPr>
-                <w:rFonts w:ascii="Calibri" w:hAnsi="Calibri" w:cs="Calibri"/>
-              </w:rPr>
-              <w:t xml:space="preserve"> that was </w:t>
-            </w:r>
-            <w:r>
-              <w:rPr>
-                <w:rFonts w:ascii="Calibri" w:hAnsi="Calibri" w:cs="Calibri"/>
-              </w:rPr>
-              <w:t>discussed and</w:t>
+            <w:tcW w:w="5130" w:type="dxa"/>
+            <w:vAlign w:val="center"/>
+          </w:tcPr>
+          <w:p>
+            <w:pPr>
+              <w:rPr>
+                <w:rFonts w:ascii="Calibri" w:hAnsi="Calibri" w:cs="Calibri"/>
+              </w:rPr>
+            </w:pPr>
+            <w:r>
+              <w:rPr>
+                <w:rFonts w:ascii="Calibri" w:hAnsi="Calibri" w:cs="Calibri"/>
+              </w:rPr>
+              <w:t xml:space="preserve">Update script </w:t>
+            </w:r>
+            <w:r>
+              <w:rPr>
+                <w:rFonts w:ascii="Calibri" w:hAnsi="Calibri" w:cs="Calibri"/>
+              </w:rPr>
+              <w:t xml:space="preserve">based on </w:t>
+            </w:r>
+            <w:r>
+              <w:rPr>
+                <w:rFonts w:ascii="Calibri" w:hAnsi="Calibri" w:cs="Calibri"/>
+              </w:rPr>
+              <w:t>feedback</w:t>
+            </w:r>
+            <w:r>
+              <w:rPr>
+                <w:rFonts w:ascii="Calibri" w:hAnsi="Calibri" w:cs="Calibri"/>
+              </w:rPr>
+              <w:t xml:space="preserve"> </w:t>
+            </w:r>
+            <w:r>
+              <w:rPr>
+                <w:rFonts w:ascii="Calibri" w:hAnsi="Calibri" w:cs="Calibri"/>
+              </w:rPr>
+              <w:t>and</w:t>
             </w:r>
             <w:r>
               <w:rPr>
@@ -2845,39 +2800,51 @@
         </w:tc>
         <w:tc>
           <w:tcPr>
-            <w:tcW w:w="1530" w:type="dxa"/>
-            <w:vAlign w:val="center"/>
-          </w:tcPr>
-          <w:p>
-            <w:pPr>
-              <w:rPr>
-                <w:rFonts w:ascii="Calibri" w:hAnsi="Calibri" w:cs="Calibri"/>
-              </w:rPr>
-            </w:pPr>
-            <w:r>
-              <w:rPr>
-                <w:rFonts w:ascii="Calibri" w:hAnsi="Calibri" w:cs="Calibri"/>
-              </w:rPr>
-              <w:t>Win Phyo</w:t>
-            </w:r>
-          </w:p>
-        </w:tc>
-        <w:tc>
-          <w:tcPr>
-            <w:tcW w:w="2520" w:type="dxa"/>
-            <w:vAlign w:val="center"/>
-          </w:tcPr>
-          <w:p>
-            <w:pPr>
-              <w:rPr>
-                <w:rFonts w:ascii="Calibri" w:hAnsi="Calibri" w:cs="Calibri"/>
-              </w:rPr>
-            </w:pPr>
-            <w:r>
-              <w:rPr>
-                <w:rFonts w:ascii="Calibri" w:hAnsi="Calibri" w:cs="Calibri"/>
-              </w:rPr>
-              <w:t>23/05/25</w:t>
+            <w:tcW w:w="2410" w:type="dxa"/>
+            <w:vAlign w:val="center"/>
+          </w:tcPr>
+          <w:p>
+            <w:pPr>
+              <w:rPr>
+                <w:rFonts w:ascii="Calibri" w:hAnsi="Calibri" w:cs="Calibri"/>
+              </w:rPr>
+            </w:pPr>
+            <w:r>
+              <w:rPr>
+                <w:rFonts w:ascii="Calibri" w:hAnsi="Calibri" w:cs="Calibri"/>
+              </w:rPr>
+              <w:t>Win</w:t>
+            </w:r>
+          </w:p>
+        </w:tc>
+        <w:tc>
+          <w:tcPr>
+            <w:tcW w:w="1910" w:type="dxa"/>
+            <w:vAlign w:val="center"/>
+          </w:tcPr>
+          <w:p>
+            <w:pPr>
+              <w:rPr>
+                <w:rFonts w:ascii="Calibri" w:hAnsi="Calibri" w:cs="Calibri"/>
+              </w:rPr>
+            </w:pPr>
+            <w:r>
+              <w:rPr>
+                <w:rFonts w:ascii="Calibri" w:hAnsi="Calibri" w:cs="Calibri"/>
+              </w:rPr>
+              <w:t>23/05/</w:t>
+            </w:r>
+            <w:r>
+              <w:rPr>
+                <w:rFonts w:ascii="Calibri" w:hAnsi="Calibri" w:cs="Calibri"/>
+              </w:rPr>
+              <w:t>20</w:t>
+            </w:r>
+            <w:r>
+              <w:rPr>
+                <w:rFonts w:ascii="Calibri" w:hAnsi="Calibri" w:cs="Calibri"/>
+              </w:rPr>
+              <w:t>25</w:t>
             </w:r>
           </w:p>
         </w:tc>
@@ -2903,7 +2870,7 @@
         </w:tc>
         <w:tc>
           <w:tcPr>
-            <w:tcW w:w="5400" w:type="dxa"/>
+            <w:tcW w:w="5130" w:type="dxa"/>
             <w:vAlign w:val="center"/>
           </w:tcPr>
           <w:p>
@@ -2928,39 +2895,63 @@
         </w:tc>
         <w:tc>
           <w:tcPr>
-            <w:tcW w:w="1530" w:type="dxa"/>
-            <w:vAlign w:val="center"/>
-          </w:tcPr>
-          <w:p>
-            <w:pPr>
-              <w:rPr>
-                <w:rFonts w:ascii="Calibri" w:hAnsi="Calibri" w:cs="Calibri"/>
-              </w:rPr>
-            </w:pPr>
-            <w:r>
-              <w:rPr>
-                <w:rFonts w:ascii="Calibri" w:hAnsi="Calibri" w:cs="Calibri"/>
-              </w:rPr>
-              <w:t>Win &amp; Nathan</w:t>
-            </w:r>
-          </w:p>
-        </w:tc>
-        <w:tc>
-          <w:tcPr>
-            <w:tcW w:w="2520" w:type="dxa"/>
-            <w:vAlign w:val="center"/>
-          </w:tcPr>
-          <w:p>
-            <w:pPr>
-              <w:rPr>
-                <w:rFonts w:ascii="Calibri" w:hAnsi="Calibri" w:cs="Calibri"/>
-              </w:rPr>
-            </w:pPr>
-            <w:r>
-              <w:rPr>
-                <w:rFonts w:ascii="Calibri" w:hAnsi="Calibri" w:cs="Calibri"/>
-              </w:rPr>
-              <w:t>03/05/25</w:t>
+            <w:tcW w:w="2410" w:type="dxa"/>
+            <w:vAlign w:val="center"/>
+          </w:tcPr>
+          <w:p>
+            <w:pPr>
+              <w:rPr>
+                <w:rFonts w:ascii="Calibri" w:hAnsi="Calibri" w:cs="Calibri"/>
+              </w:rPr>
+            </w:pPr>
+            <w:r>
+              <w:rPr>
+                <w:rFonts w:ascii="Calibri" w:hAnsi="Calibri" w:cs="Calibri"/>
+              </w:rPr>
+              <w:t>Win</w:t>
+            </w:r>
+            <w:r>
+              <w:rPr>
+                <w:rFonts w:ascii="Calibri" w:hAnsi="Calibri" w:cs="Calibri"/>
+              </w:rPr>
+              <w:t xml:space="preserve">, </w:t>
+            </w:r>
+            <w:r>
+              <w:rPr>
+                <w:rFonts w:ascii="Calibri" w:hAnsi="Calibri" w:cs="Calibri"/>
+              </w:rPr>
+              <w:t>Nathan</w:t>
+            </w:r>
+          </w:p>
+        </w:tc>
+        <w:tc>
+          <w:tcPr>
+            <w:tcW w:w="1910" w:type="dxa"/>
+            <w:vAlign w:val="center"/>
+          </w:tcPr>
+          <w:p>
+            <w:pPr>
+              <w:rPr>
+                <w:rFonts w:ascii="Calibri" w:hAnsi="Calibri" w:cs="Calibri"/>
+              </w:rPr>
+            </w:pPr>
+            <w:r>
+              <w:rPr>
+                <w:rFonts w:ascii="Calibri" w:hAnsi="Calibri" w:cs="Calibri"/>
+              </w:rPr>
+              <w:t>03/05/</w:t>
+            </w:r>
+            <w:r>
+              <w:rPr>
+                <w:rFonts w:ascii="Calibri" w:hAnsi="Calibri" w:cs="Calibri"/>
+              </w:rPr>
+              <w:t>20</w:t>
+            </w:r>
+            <w:r>
+              <w:rPr>
+                <w:rFonts w:ascii="Calibri" w:hAnsi="Calibri" w:cs="Calibri"/>
+              </w:rPr>
+              <w:t>25</w:t>
             </w:r>
           </w:p>
         </w:tc>
@@ -2986,7 +2977,7 @@
         </w:tc>
         <w:tc>
           <w:tcPr>
-            <w:tcW w:w="5400" w:type="dxa"/>
+            <w:tcW w:w="5130" w:type="dxa"/>
             <w:vAlign w:val="center"/>
           </w:tcPr>
           <w:p>
@@ -3025,11 +3016,17 @@
               </w:rPr>
               <w:t>l for review</w:t>
             </w:r>
-          </w:p>
-        </w:tc>
-        <w:tc>
-          <w:tcPr>
-            <w:tcW w:w="1530" w:type="dxa"/>
+            <w:r>
+              <w:rPr>
+                <w:rFonts w:ascii="Calibri" w:hAnsi="Calibri" w:cs="Calibri"/>
+              </w:rPr>
+              <w:t>.</w:t>
+            </w:r>
+          </w:p>
+        </w:tc>
+        <w:tc>
+          <w:tcPr>
+            <w:tcW w:w="2410" w:type="dxa"/>
             <w:vAlign w:val="center"/>
           </w:tcPr>
           <w:p>
@@ -3048,139 +3045,33 @@
         </w:tc>
         <w:tc>
           <w:tcPr>
-            <w:tcW w:w="2520" w:type="dxa"/>
-            <w:vAlign w:val="center"/>
-          </w:tcPr>
-          <w:p>
-            <w:pPr>
-              <w:rPr>
-                <w:rFonts w:ascii="Calibri" w:hAnsi="Calibri" w:cs="Calibri"/>
-              </w:rPr>
-            </w:pPr>
-            <w:r>
-              <w:rPr>
-                <w:rFonts w:ascii="Calibri" w:hAnsi="Calibri" w:cs="Calibri"/>
-              </w:rPr>
-              <w:t>27/05/25</w:t>
-            </w:r>
-          </w:p>
-        </w:tc>
-      </w:tr>
-      <w:tr>
-        <w:tc>
-          <w:tcPr>
-            <w:tcW w:w="540" w:type="dxa"/>
-            <w:vAlign w:val="center"/>
-          </w:tcPr>
-          <w:p>
-            <w:pPr>
-              <w:numPr>
-                <w:ilvl w:val="0"/>
-                <w:numId w:val="20"/>
-              </w:numPr>
-              <w:ind w:left="342"/>
-              <w:rPr>
-                <w:rFonts w:ascii="Calibri" w:hAnsi="Calibri" w:cs="Calibri"/>
-              </w:rPr>
-            </w:pPr>
-          </w:p>
-        </w:tc>
-        <w:tc>
-          <w:tcPr>
-            <w:tcW w:w="5400" w:type="dxa"/>
-            <w:vAlign w:val="center"/>
-          </w:tcPr>
-          <w:p>
-            <w:pPr>
-              <w:rPr>
-                <w:rFonts w:ascii="Calibri" w:hAnsi="Calibri" w:cs="Calibri"/>
-              </w:rPr>
-            </w:pPr>
-          </w:p>
-        </w:tc>
-        <w:tc>
-          <w:tcPr>
-            <w:tcW w:w="1530" w:type="dxa"/>
-            <w:vAlign w:val="center"/>
-          </w:tcPr>
-          <w:p>
-            <w:pPr>
-              <w:rPr>
-                <w:rFonts w:ascii="Calibri" w:hAnsi="Calibri" w:cs="Calibri"/>
-              </w:rPr>
-            </w:pPr>
-          </w:p>
-        </w:tc>
-        <w:tc>
-          <w:tcPr>
-            <w:tcW w:w="2520" w:type="dxa"/>
-            <w:vAlign w:val="center"/>
-          </w:tcPr>
-          <w:p>
-            <w:pPr>
-              <w:rPr>
-                <w:rFonts w:ascii="Calibri" w:hAnsi="Calibri" w:cs="Calibri"/>
-              </w:rPr>
-            </w:pPr>
-          </w:p>
-        </w:tc>
-      </w:tr>
-      <w:tr>
-        <w:tc>
-          <w:tcPr>
-            <w:tcW w:w="540" w:type="dxa"/>
-            <w:vAlign w:val="center"/>
-          </w:tcPr>
-          <w:p>
-            <w:pPr>
-              <w:numPr>
-                <w:ilvl w:val="0"/>
-                <w:numId w:val="20"/>
-              </w:numPr>
-              <w:ind w:left="342"/>
-              <w:rPr>
-                <w:rFonts w:ascii="Calibri" w:hAnsi="Calibri" w:cs="Calibri"/>
-              </w:rPr>
-            </w:pPr>
-          </w:p>
-        </w:tc>
-        <w:tc>
-          <w:tcPr>
-            <w:tcW w:w="5400" w:type="dxa"/>
-            <w:vAlign w:val="center"/>
-          </w:tcPr>
-          <w:p>
-            <w:pPr>
-              <w:rPr>
-                <w:rFonts w:ascii="Calibri" w:hAnsi="Calibri" w:cs="Calibri"/>
-              </w:rPr>
-            </w:pPr>
-          </w:p>
-        </w:tc>
-        <w:tc>
-          <w:tcPr>
-            <w:tcW w:w="1530" w:type="dxa"/>
-            <w:vAlign w:val="center"/>
-          </w:tcPr>
-          <w:p>
-            <w:pPr>
-              <w:rPr>
-                <w:rFonts w:ascii="Calibri" w:hAnsi="Calibri" w:cs="Calibri"/>
-              </w:rPr>
-            </w:pPr>
-          </w:p>
-        </w:tc>
-        <w:tc>
-          <w:tcPr>
-            <w:tcW w:w="2520" w:type="dxa"/>
-            <w:vAlign w:val="center"/>
-          </w:tcPr>
-          <w:p>
-            <w:pPr>
-              <w:rPr>
-                <w:rFonts w:ascii="Calibri" w:hAnsi="Calibri" w:cs="Calibri"/>
-              </w:rPr>
-            </w:pPr>
+            <w:tcW w:w="1910" w:type="dxa"/>
+            <w:vAlign w:val="center"/>
+          </w:tcPr>
+          <w:p>
+            <w:pPr>
+              <w:rPr>
+                <w:rFonts w:ascii="Calibri" w:hAnsi="Calibri" w:cs="Calibri"/>
+              </w:rPr>
+            </w:pPr>
+            <w:r>
+              <w:rPr>
+                <w:rFonts w:ascii="Calibri" w:hAnsi="Calibri" w:cs="Calibri"/>
+              </w:rPr>
+              <w:t>27/05/2</w:t>
+            </w:r>
+            <w:r>
+              <w:rPr>
+                <w:rFonts w:ascii="Calibri" w:hAnsi="Calibri" w:cs="Calibri"/>
+              </w:rPr>
+              <w:t>02</w:t>
+            </w:r>
+            <w:r>
+              <w:rPr>
+                <w:rFonts w:ascii="Calibri" w:hAnsi="Calibri" w:cs="Calibri"/>
+              </w:rPr>
+              <w:t>5</w:t>
+            </w:r>
           </w:p>
         </w:tc>
       </w:tr>
@@ -3264,9 +3155,43 @@
             <w:r>
               <w:rPr>
                 <w:rFonts w:ascii="Calibri" w:hAnsi="Calibri" w:cs="Calibri"/>
-                <w:b/>
-              </w:rPr>
-              <w:t>05/06/25</w:t>
+                <w:bCs/>
+              </w:rPr>
+              <w:t>05/06/</w:t>
+            </w:r>
+            <w:r>
+              <w:rPr>
+                <w:rFonts w:ascii="Calibri" w:hAnsi="Calibri" w:cs="Calibri"/>
+                <w:bCs/>
+              </w:rPr>
+              <w:t>20</w:t>
+            </w:r>
+            <w:r>
+              <w:rPr>
+                <w:rFonts w:ascii="Calibri" w:hAnsi="Calibri" w:cs="Calibri"/>
+                <w:bCs/>
+              </w:rPr>
+              <w:t>25</w:t>
+            </w:r>
+          </w:p>
+        </w:tc>
+        <w:tc>
+          <w:tcPr>
+            <w:tcW w:w="5580" w:type="dxa"/>
+            <w:vAlign w:val="center"/>
+          </w:tcPr>
+          <w:p>
+            <w:pPr>
+              <w:rPr>
+                <w:rFonts w:ascii="Calibri" w:hAnsi="Calibri" w:cs="Calibri"/>
+              </w:rPr>
+            </w:pPr>
+            <w:r>
+              <w:rPr>
+                <w:rFonts w:ascii="Calibri" w:hAnsi="Calibri" w:cs="Calibri"/>
+                <w:b/>
+              </w:rPr>
+              <w:t>Time:</w:t>
             </w:r>
             <w:r>
               <w:rPr>
@@ -3275,47 +3200,13 @@
               </w:rPr>
               <w:t xml:space="preserve"> </w:t>
             </w:r>
-          </w:p>
-          <w:p>
-            <w:pPr>
-              <w:rPr>
-                <w:rFonts w:ascii="Calibri" w:hAnsi="Calibri" w:cs="Calibri"/>
-              </w:rPr>
-            </w:pPr>
-          </w:p>
-        </w:tc>
-        <w:tc>
-          <w:tcPr>
-            <w:tcW w:w="5580" w:type="dxa"/>
-            <w:vAlign w:val="center"/>
-          </w:tcPr>
-          <w:p>
-            <w:pPr>
-              <w:rPr>
-                <w:rFonts w:ascii="Calibri" w:hAnsi="Calibri" w:cs="Calibri"/>
-              </w:rPr>
-            </w:pPr>
-            <w:r>
-              <w:rPr>
-                <w:rFonts w:ascii="Calibri" w:hAnsi="Calibri" w:cs="Calibri"/>
-                <w:b/>
-              </w:rPr>
-              <w:t>Time:</w:t>
-            </w:r>
-            <w:r>
-              <w:rPr>
-                <w:rFonts w:ascii="Calibri" w:hAnsi="Calibri" w:cs="Calibri"/>
-                <w:b/>
-              </w:rPr>
-              <w:t xml:space="preserve"> 1:00pm</w:t>
-            </w:r>
-          </w:p>
-          <w:p>
-            <w:pPr>
-              <w:rPr>
-                <w:rFonts w:ascii="Calibri" w:hAnsi="Calibri" w:cs="Calibri"/>
-              </w:rPr>
-            </w:pPr>
+            <w:r>
+              <w:rPr>
+                <w:rFonts w:ascii="Calibri" w:hAnsi="Calibri" w:cs="Calibri"/>
+                <w:bCs/>
+              </w:rPr>
+              <w:t>1:00pm</w:t>
+            </w:r>
           </w:p>
         </w:tc>
       </w:tr>
@@ -3377,217 +3268,9 @@
           </w:p>
         </w:tc>
       </w:tr>
-      <w:tr>
-        <w:trPr>
-          <w:trHeight w:val="70"/>
-        </w:trPr>
-        <w:tc>
-          <w:tcPr>
-            <w:tcW w:w="540" w:type="dxa"/>
-            <w:vAlign w:val="center"/>
-          </w:tcPr>
-          <w:p>
-            <w:pPr>
-              <w:numPr>
-                <w:ilvl w:val="0"/>
-                <w:numId w:val="12"/>
-              </w:numPr>
-              <w:ind w:left="252" w:hanging="208"/>
-              <w:rPr>
-                <w:rFonts w:ascii="Calibri" w:hAnsi="Calibri" w:cs="Calibri"/>
-              </w:rPr>
-            </w:pPr>
-          </w:p>
-        </w:tc>
-        <w:tc>
-          <w:tcPr>
-            <w:tcW w:w="9450" w:type="dxa"/>
-            <w:gridSpan w:val="2"/>
-            <w:vAlign w:val="center"/>
-          </w:tcPr>
-          <w:p>
-            <w:pPr>
-              <w:rPr>
-                <w:rFonts w:ascii="Calibri" w:hAnsi="Calibri" w:cs="Calibri"/>
-              </w:rPr>
-            </w:pPr>
-          </w:p>
-        </w:tc>
-      </w:tr>
-      <w:tr>
-        <w:trPr>
-          <w:trHeight w:val="70"/>
-        </w:trPr>
-        <w:tc>
-          <w:tcPr>
-            <w:tcW w:w="540" w:type="dxa"/>
-            <w:vAlign w:val="center"/>
-          </w:tcPr>
-          <w:p>
-            <w:pPr>
-              <w:numPr>
-                <w:ilvl w:val="0"/>
-                <w:numId w:val="12"/>
-              </w:numPr>
-              <w:ind w:left="252" w:hanging="208"/>
-              <w:rPr>
-                <w:rFonts w:ascii="Calibri" w:hAnsi="Calibri" w:cs="Calibri"/>
-              </w:rPr>
-            </w:pPr>
-          </w:p>
-        </w:tc>
-        <w:tc>
-          <w:tcPr>
-            <w:tcW w:w="9450" w:type="dxa"/>
-            <w:gridSpan w:val="2"/>
-            <w:vAlign w:val="center"/>
-          </w:tcPr>
-          <w:p>
-            <w:pPr>
-              <w:rPr>
-                <w:rFonts w:ascii="Calibri" w:hAnsi="Calibri" w:cs="Calibri"/>
-              </w:rPr>
-            </w:pPr>
-          </w:p>
-        </w:tc>
-      </w:tr>
-      <w:tr>
-        <w:tc>
-          <w:tcPr>
-            <w:tcW w:w="9990" w:type="dxa"/>
-            <w:gridSpan w:val="3"/>
-            <w:vAlign w:val="center"/>
-          </w:tcPr>
-          <w:p>
-            <w:pPr>
-              <w:rPr>
-                <w:rFonts w:ascii="Calibri" w:hAnsi="Calibri" w:cs="Calibri"/>
-                <w:i/>
-              </w:rPr>
-            </w:pPr>
-            <w:r>
-              <w:rPr>
-                <w:rFonts w:ascii="Calibri" w:hAnsi="Calibri" w:cs="Calibri"/>
-                <w:i/>
-              </w:rPr>
-              <w:t>Action Items to be discussed in the next meeting:</w:t>
-            </w:r>
-          </w:p>
-        </w:tc>
-      </w:tr>
-      <w:tr>
-        <w:tc>
-          <w:tcPr>
-            <w:tcW w:w="540" w:type="dxa"/>
-            <w:vAlign w:val="center"/>
-          </w:tcPr>
-          <w:p>
-            <w:pPr>
-              <w:numPr>
-                <w:ilvl w:val="0"/>
-                <w:numId w:val="17"/>
-              </w:numPr>
-              <w:ind w:left="245" w:hanging="202"/>
-              <w:rPr>
-                <w:rFonts w:ascii="Calibri" w:hAnsi="Calibri" w:cs="Calibri"/>
-              </w:rPr>
-            </w:pPr>
-          </w:p>
-        </w:tc>
-        <w:tc>
-          <w:tcPr>
-            <w:tcW w:w="9450" w:type="dxa"/>
-            <w:gridSpan w:val="2"/>
-            <w:vAlign w:val="center"/>
-          </w:tcPr>
-          <w:p>
-            <w:pPr>
-              <w:rPr>
-                <w:rFonts w:ascii="Calibri" w:hAnsi="Calibri" w:cs="Calibri"/>
-              </w:rPr>
-            </w:pPr>
-          </w:p>
-        </w:tc>
-      </w:tr>
-      <w:tr>
-        <w:tc>
-          <w:tcPr>
-            <w:tcW w:w="540" w:type="dxa"/>
-            <w:vAlign w:val="center"/>
-          </w:tcPr>
-          <w:p>
-            <w:pPr>
-              <w:numPr>
-                <w:ilvl w:val="0"/>
-                <w:numId w:val="17"/>
-              </w:numPr>
-              <w:ind w:left="252" w:hanging="208"/>
-              <w:rPr>
-                <w:rFonts w:ascii="Calibri" w:hAnsi="Calibri" w:cs="Calibri"/>
-              </w:rPr>
-            </w:pPr>
-          </w:p>
-        </w:tc>
-        <w:tc>
-          <w:tcPr>
-            <w:tcW w:w="9450" w:type="dxa"/>
-            <w:gridSpan w:val="2"/>
-            <w:vAlign w:val="center"/>
-          </w:tcPr>
-          <w:p>
-            <w:pPr>
-              <w:rPr>
-                <w:rFonts w:ascii="Calibri" w:hAnsi="Calibri" w:cs="Calibri"/>
-              </w:rPr>
-            </w:pPr>
-          </w:p>
-        </w:tc>
-      </w:tr>
-      <w:tr>
-        <w:tc>
-          <w:tcPr>
-            <w:tcW w:w="540" w:type="dxa"/>
-            <w:vAlign w:val="center"/>
-          </w:tcPr>
-          <w:p>
-            <w:pPr>
-              <w:numPr>
-                <w:ilvl w:val="0"/>
-                <w:numId w:val="17"/>
-              </w:numPr>
-              <w:ind w:left="252" w:hanging="208"/>
-              <w:rPr>
-                <w:rFonts w:ascii="Calibri" w:hAnsi="Calibri" w:cs="Calibri"/>
-              </w:rPr>
-            </w:pPr>
-          </w:p>
-        </w:tc>
-        <w:tc>
-          <w:tcPr>
-            <w:tcW w:w="9450" w:type="dxa"/>
-            <w:gridSpan w:val="2"/>
-            <w:vAlign w:val="center"/>
-          </w:tcPr>
-          <w:p>
-            <w:pPr>
-              <w:rPr>
-                <w:rFonts w:ascii="Calibri" w:hAnsi="Calibri" w:cs="Calibri"/>
-              </w:rPr>
-            </w:pPr>
-          </w:p>
-        </w:tc>
-      </w:tr>
     </w:tbl>
     <w:p>
       <w:pPr>
-        <w:rPr>
-          <w:rFonts w:ascii="Calibri" w:hAnsi="Calibri" w:cs="Calibri"/>
-        </w:rPr>
-      </w:pPr>
-    </w:p>
-    <w:p>
-      <w:pPr>
-        <w:jc w:val="center"/>
         <w:rPr>
           <w:rFonts w:ascii="Calibri" w:hAnsi="Calibri" w:cs="Calibri"/>
           <w:b/>
@@ -3832,7 +3515,7 @@
           <v:path o:extrusionok="f" gradientshapeok="t" o:connecttype="rect"/>
           <o:lock v:ext="edit" aspectratio="t"/>
         </v:shapetype>
-        <v:shape id="_x0000_s1025" type="#_x0000_t75" style="position:absolute;left:0;text-align:left;margin-left:-57.65pt;margin-top:-35.55pt;width:610.4pt;height:100.2pt;z-index:251658240;mso-wrap-edited:f">
+        <v:shape id="_x0000_s1025" type="#_x0000_t75" style="position:absolute;left:0;text-align:left;margin-left:-57.65pt;margin-top:-35.55pt;width:610.4pt;height:100.2pt;z-index:251657728;mso-wrap-edited:f">
           <v:imagedata r:id="rId1" o:title="Untitled-4"/>
           <w10:wrap type="square"/>
         </v:shape>
@@ -4098,6 +3781,119 @@
     </w:lvl>
   </w:abstractNum>
   <w:abstractNum w:abstractNumId="2" w15:restartNumberingAfterBreak="0">
+    <w:nsid w:val="0752050F"/>
+    <w:multiLevelType w:val="hybridMultilevel"/>
+    <w:tmpl w:val="5E36DAD2"/>
+    <w:lvl w:ilvl="0" w:tplc="14090001">
+      <w:start w:val="1"/>
+      <w:numFmt w:val="bullet"/>
+      <w:lvlText w:val=""/>
+      <w:lvlJc w:val="left"/>
+      <w:pPr>
+        <w:ind w:left="360" w:hanging="360"/>
+      </w:pPr>
+      <w:rPr>
+        <w:rFonts w:ascii="Symbol" w:hAnsi="Symbol" w:hint="default"/>
+      </w:rPr>
+    </w:lvl>
+    <w:lvl w:ilvl="1" w:tplc="14090003" w:tentative="1">
+      <w:start w:val="1"/>
+      <w:numFmt w:val="bullet"/>
+      <w:lvlText w:val="o"/>
+      <w:lvlJc w:val="left"/>
+      <w:pPr>
+        <w:ind w:left="1080" w:hanging="360"/>
+      </w:pPr>
+      <w:rPr>
+        <w:rFonts w:ascii="Courier New" w:hAnsi="Courier New" w:cs="Courier New" w:hint="default"/>
+      </w:rPr>
+    </w:lvl>
+    <w:lvl w:ilvl="2" w:tplc="14090005" w:tentative="1">
+      <w:start w:val="1"/>
+      <w:numFmt w:val="bullet"/>
+      <w:lvlText w:val=""/>
+      <w:lvlJc w:val="left"/>
+      <w:pPr>
+        <w:ind w:left="1800" w:hanging="360"/>
+      </w:pPr>
+      <w:rPr>
+        <w:rFonts w:ascii="Wingdings" w:hAnsi="Wingdings" w:hint="default"/>
+      </w:rPr>
+    </w:lvl>
+    <w:lvl w:ilvl="3" w:tplc="14090001" w:tentative="1">
+      <w:start w:val="1"/>
+      <w:numFmt w:val="bullet"/>
+      <w:lvlText w:val=""/>
+      <w:lvlJc w:val="left"/>
+      <w:pPr>
+        <w:ind w:left="2520" w:hanging="360"/>
+      </w:pPr>
+      <w:rPr>
+        <w:rFonts w:ascii="Symbol" w:hAnsi="Symbol" w:hint="default"/>
+      </w:rPr>
+    </w:lvl>
+    <w:lvl w:ilvl="4" w:tplc="14090003" w:tentative="1">
+      <w:start w:val="1"/>
+      <w:numFmt w:val="bullet"/>
+      <w:lvlText w:val="o"/>
+      <w:lvlJc w:val="left"/>
+      <w:pPr>
+        <w:ind w:left="3240" w:hanging="360"/>
+      </w:pPr>
+      <w:rPr>
+        <w:rFonts w:ascii="Courier New" w:hAnsi="Courier New" w:cs="Courier New" w:hint="default"/>
+      </w:rPr>
+    </w:lvl>
+    <w:lvl w:ilvl="5" w:tplc="14090005" w:tentative="1">
+      <w:start w:val="1"/>
+      <w:numFmt w:val="bullet"/>
+      <w:lvlText w:val=""/>
+      <w:lvlJc w:val="left"/>
+      <w:pPr>
+        <w:ind w:left="3960" w:hanging="360"/>
+      </w:pPr>
+      <w:rPr>
+        <w:rFonts w:ascii="Wingdings" w:hAnsi="Wingdings" w:hint="default"/>
+      </w:rPr>
+    </w:lvl>
+    <w:lvl w:ilvl="6" w:tplc="14090001" w:tentative="1">
+      <w:start w:val="1"/>
+      <w:numFmt w:val="bullet"/>
+      <w:lvlText w:val=""/>
+      <w:lvlJc w:val="left"/>
+      <w:pPr>
+        <w:ind w:left="4680" w:hanging="360"/>
+      </w:pPr>
+      <w:rPr>
+        <w:rFonts w:ascii="Symbol" w:hAnsi="Symbol" w:hint="default"/>
+      </w:rPr>
+    </w:lvl>
+    <w:lvl w:ilvl="7" w:tplc="14090003" w:tentative="1">
+      <w:start w:val="1"/>
+      <w:numFmt w:val="bullet"/>
+      <w:lvlText w:val="o"/>
+      <w:lvlJc w:val="left"/>
+      <w:pPr>
+        <w:ind w:left="5400" w:hanging="360"/>
+      </w:pPr>
+      <w:rPr>
+        <w:rFonts w:ascii="Courier New" w:hAnsi="Courier New" w:cs="Courier New" w:hint="default"/>
+      </w:rPr>
+    </w:lvl>
+    <w:lvl w:ilvl="8" w:tplc="14090005" w:tentative="1">
+      <w:start w:val="1"/>
+      <w:numFmt w:val="bullet"/>
+      <w:lvlText w:val=""/>
+      <w:lvlJc w:val="left"/>
+      <w:pPr>
+        <w:ind w:left="6120" w:hanging="360"/>
+      </w:pPr>
+      <w:rPr>
+        <w:rFonts w:ascii="Wingdings" w:hAnsi="Wingdings" w:hint="default"/>
+      </w:rPr>
+    </w:lvl>
+  </w:abstractNum>
+  <w:abstractNum w:abstractNumId="3" w15:restartNumberingAfterBreak="0">
     <w:nsid w:val="10426DD0"/>
     <w:multiLevelType w:val="hybridMultilevel"/>
     <w:tmpl w:val="94EA5074"/>
@@ -4183,7 +3979,7 @@
       </w:pPr>
     </w:lvl>
   </w:abstractNum>
-  <w:abstractNum w:abstractNumId="3" w15:restartNumberingAfterBreak="0">
+  <w:abstractNum w:abstractNumId="4" w15:restartNumberingAfterBreak="0">
     <w:nsid w:val="16184322"/>
     <w:multiLevelType w:val="hybridMultilevel"/>
     <w:tmpl w:val="8570A53A"/>
@@ -4272,7 +4068,7 @@
       </w:pPr>
     </w:lvl>
   </w:abstractNum>
-  <w:abstractNum w:abstractNumId="4" w15:restartNumberingAfterBreak="0">
+  <w:abstractNum w:abstractNumId="5" w15:restartNumberingAfterBreak="0">
     <w:nsid w:val="16527F17"/>
     <w:multiLevelType w:val="hybridMultilevel"/>
     <w:tmpl w:val="94EA5074"/>
@@ -4358,7 +4154,7 @@
       </w:pPr>
     </w:lvl>
   </w:abstractNum>
-  <w:abstractNum w:abstractNumId="5" w15:restartNumberingAfterBreak="0">
+  <w:abstractNum w:abstractNumId="6" w15:restartNumberingAfterBreak="0">
     <w:nsid w:val="16FE30E8"/>
     <w:multiLevelType w:val="hybridMultilevel"/>
     <w:tmpl w:val="8570A53A"/>
@@ -4447,7 +4243,120 @@
       </w:pPr>
     </w:lvl>
   </w:abstractNum>
-  <w:abstractNum w:abstractNumId="6" w15:restartNumberingAfterBreak="0">
+  <w:abstractNum w:abstractNumId="7" w15:restartNumberingAfterBreak="0">
+    <w:nsid w:val="188255A4"/>
+    <w:multiLevelType w:val="hybridMultilevel"/>
+    <w:tmpl w:val="D2A242B4"/>
+    <w:lvl w:ilvl="0" w:tplc="14090001">
+      <w:start w:val="1"/>
+      <w:numFmt w:val="bullet"/>
+      <w:lvlText w:val=""/>
+      <w:lvlJc w:val="left"/>
+      <w:pPr>
+        <w:ind w:left="360" w:hanging="360"/>
+      </w:pPr>
+      <w:rPr>
+        <w:rFonts w:ascii="Symbol" w:hAnsi="Symbol" w:hint="default"/>
+      </w:rPr>
+    </w:lvl>
+    <w:lvl w:ilvl="1" w:tplc="14090003" w:tentative="1">
+      <w:start w:val="1"/>
+      <w:numFmt w:val="bullet"/>
+      <w:lvlText w:val="o"/>
+      <w:lvlJc w:val="left"/>
+      <w:pPr>
+        <w:ind w:left="1080" w:hanging="360"/>
+      </w:pPr>
+      <w:rPr>
+        <w:rFonts w:ascii="Courier New" w:hAnsi="Courier New" w:cs="Courier New" w:hint="default"/>
+      </w:rPr>
+    </w:lvl>
+    <w:lvl w:ilvl="2" w:tplc="14090005" w:tentative="1">
+      <w:start w:val="1"/>
+      <w:numFmt w:val="bullet"/>
+      <w:lvlText w:val=""/>
+      <w:lvlJc w:val="left"/>
+      <w:pPr>
+        <w:ind w:left="1800" w:hanging="360"/>
+      </w:pPr>
+      <w:rPr>
+        <w:rFonts w:ascii="Wingdings" w:hAnsi="Wingdings" w:hint="default"/>
+      </w:rPr>
+    </w:lvl>
+    <w:lvl w:ilvl="3" w:tplc="14090001" w:tentative="1">
+      <w:start w:val="1"/>
+      <w:numFmt w:val="bullet"/>
+      <w:lvlText w:val=""/>
+      <w:lvlJc w:val="left"/>
+      <w:pPr>
+        <w:ind w:left="2520" w:hanging="360"/>
+      </w:pPr>
+      <w:rPr>
+        <w:rFonts w:ascii="Symbol" w:hAnsi="Symbol" w:hint="default"/>
+      </w:rPr>
+    </w:lvl>
+    <w:lvl w:ilvl="4" w:tplc="14090003" w:tentative="1">
+      <w:start w:val="1"/>
+      <w:numFmt w:val="bullet"/>
+      <w:lvlText w:val="o"/>
+      <w:lvlJc w:val="left"/>
+      <w:pPr>
+        <w:ind w:left="3240" w:hanging="360"/>
+      </w:pPr>
+      <w:rPr>
+        <w:rFonts w:ascii="Courier New" w:hAnsi="Courier New" w:cs="Courier New" w:hint="default"/>
+      </w:rPr>
+    </w:lvl>
+    <w:lvl w:ilvl="5" w:tplc="14090005" w:tentative="1">
+      <w:start w:val="1"/>
+      <w:numFmt w:val="bullet"/>
+      <w:lvlText w:val=""/>
+      <w:lvlJc w:val="left"/>
+      <w:pPr>
+        <w:ind w:left="3960" w:hanging="360"/>
+      </w:pPr>
+      <w:rPr>
+        <w:rFonts w:ascii="Wingdings" w:hAnsi="Wingdings" w:hint="default"/>
+      </w:rPr>
+    </w:lvl>
+    <w:lvl w:ilvl="6" w:tplc="14090001" w:tentative="1">
+      <w:start w:val="1"/>
+      <w:numFmt w:val="bullet"/>
+      <w:lvlText w:val=""/>
+      <w:lvlJc w:val="left"/>
+      <w:pPr>
+        <w:ind w:left="4680" w:hanging="360"/>
+      </w:pPr>
+      <w:rPr>
+        <w:rFonts w:ascii="Symbol" w:hAnsi="Symbol" w:hint="default"/>
+      </w:rPr>
+    </w:lvl>
+    <w:lvl w:ilvl="7" w:tplc="14090003" w:tentative="1">
+      <w:start w:val="1"/>
+      <w:numFmt w:val="bullet"/>
+      <w:lvlText w:val="o"/>
+      <w:lvlJc w:val="left"/>
+      <w:pPr>
+        <w:ind w:left="5400" w:hanging="360"/>
+      </w:pPr>
+      <w:rPr>
+        <w:rFonts w:ascii="Courier New" w:hAnsi="Courier New" w:cs="Courier New" w:hint="default"/>
+      </w:rPr>
+    </w:lvl>
+    <w:lvl w:ilvl="8" w:tplc="14090005" w:tentative="1">
+      <w:start w:val="1"/>
+      <w:numFmt w:val="bullet"/>
+      <w:lvlText w:val=""/>
+      <w:lvlJc w:val="left"/>
+      <w:pPr>
+        <w:ind w:left="6120" w:hanging="360"/>
+      </w:pPr>
+      <w:rPr>
+        <w:rFonts w:ascii="Wingdings" w:hAnsi="Wingdings" w:hint="default"/>
+      </w:rPr>
+    </w:lvl>
+  </w:abstractNum>
+  <w:abstractNum w:abstractNumId="8" w15:restartNumberingAfterBreak="0">
     <w:nsid w:val="1B0C5832"/>
     <w:multiLevelType w:val="hybridMultilevel"/>
     <w:tmpl w:val="94EA5074"/>
@@ -4533,7 +4442,120 @@
       </w:pPr>
     </w:lvl>
   </w:abstractNum>
-  <w:abstractNum w:abstractNumId="7" w15:restartNumberingAfterBreak="0">
+  <w:abstractNum w:abstractNumId="9" w15:restartNumberingAfterBreak="0">
+    <w:nsid w:val="1B316F3E"/>
+    <w:multiLevelType w:val="hybridMultilevel"/>
+    <w:tmpl w:val="D2D24332"/>
+    <w:lvl w:ilvl="0" w:tplc="14090001">
+      <w:start w:val="1"/>
+      <w:numFmt w:val="bullet"/>
+      <w:lvlText w:val=""/>
+      <w:lvlJc w:val="left"/>
+      <w:pPr>
+        <w:ind w:left="360" w:hanging="360"/>
+      </w:pPr>
+      <w:rPr>
+        <w:rFonts w:ascii="Symbol" w:hAnsi="Symbol" w:hint="default"/>
+      </w:rPr>
+    </w:lvl>
+    <w:lvl w:ilvl="1" w:tplc="14090003" w:tentative="1">
+      <w:start w:val="1"/>
+      <w:numFmt w:val="bullet"/>
+      <w:lvlText w:val="o"/>
+      <w:lvlJc w:val="left"/>
+      <w:pPr>
+        <w:ind w:left="1080" w:hanging="360"/>
+      </w:pPr>
+      <w:rPr>
+        <w:rFonts w:ascii="Courier New" w:hAnsi="Courier New" w:cs="Courier New" w:hint="default"/>
+      </w:rPr>
+    </w:lvl>
+    <w:lvl w:ilvl="2" w:tplc="14090005" w:tentative="1">
+      <w:start w:val="1"/>
+      <w:numFmt w:val="bullet"/>
+      <w:lvlText w:val=""/>
+      <w:lvlJc w:val="left"/>
+      <w:pPr>
+        <w:ind w:left="1800" w:hanging="360"/>
+      </w:pPr>
+      <w:rPr>
+        <w:rFonts w:ascii="Wingdings" w:hAnsi="Wingdings" w:hint="default"/>
+      </w:rPr>
+    </w:lvl>
+    <w:lvl w:ilvl="3" w:tplc="14090001" w:tentative="1">
+      <w:start w:val="1"/>
+      <w:numFmt w:val="bullet"/>
+      <w:lvlText w:val=""/>
+      <w:lvlJc w:val="left"/>
+      <w:pPr>
+        <w:ind w:left="2520" w:hanging="360"/>
+      </w:pPr>
+      <w:rPr>
+        <w:rFonts w:ascii="Symbol" w:hAnsi="Symbol" w:hint="default"/>
+      </w:rPr>
+    </w:lvl>
+    <w:lvl w:ilvl="4" w:tplc="14090003" w:tentative="1">
+      <w:start w:val="1"/>
+      <w:numFmt w:val="bullet"/>
+      <w:lvlText w:val="o"/>
+      <w:lvlJc w:val="left"/>
+      <w:pPr>
+        <w:ind w:left="3240" w:hanging="360"/>
+      </w:pPr>
+      <w:rPr>
+        <w:rFonts w:ascii="Courier New" w:hAnsi="Courier New" w:cs="Courier New" w:hint="default"/>
+      </w:rPr>
+    </w:lvl>
+    <w:lvl w:ilvl="5" w:tplc="14090005" w:tentative="1">
+      <w:start w:val="1"/>
+      <w:numFmt w:val="bullet"/>
+      <w:lvlText w:val=""/>
+      <w:lvlJc w:val="left"/>
+      <w:pPr>
+        <w:ind w:left="3960" w:hanging="360"/>
+      </w:pPr>
+      <w:rPr>
+        <w:rFonts w:ascii="Wingdings" w:hAnsi="Wingdings" w:hint="default"/>
+      </w:rPr>
+    </w:lvl>
+    <w:lvl w:ilvl="6" w:tplc="14090001" w:tentative="1">
+      <w:start w:val="1"/>
+      <w:numFmt w:val="bullet"/>
+      <w:lvlText w:val=""/>
+      <w:lvlJc w:val="left"/>
+      <w:pPr>
+        <w:ind w:left="4680" w:hanging="360"/>
+      </w:pPr>
+      <w:rPr>
+        <w:rFonts w:ascii="Symbol" w:hAnsi="Symbol" w:hint="default"/>
+      </w:rPr>
+    </w:lvl>
+    <w:lvl w:ilvl="7" w:tplc="14090003" w:tentative="1">
+      <w:start w:val="1"/>
+      <w:numFmt w:val="bullet"/>
+      <w:lvlText w:val="o"/>
+      <w:lvlJc w:val="left"/>
+      <w:pPr>
+        <w:ind w:left="5400" w:hanging="360"/>
+      </w:pPr>
+      <w:rPr>
+        <w:rFonts w:ascii="Courier New" w:hAnsi="Courier New" w:cs="Courier New" w:hint="default"/>
+      </w:rPr>
+    </w:lvl>
+    <w:lvl w:ilvl="8" w:tplc="14090005" w:tentative="1">
+      <w:start w:val="1"/>
+      <w:numFmt w:val="bullet"/>
+      <w:lvlText w:val=""/>
+      <w:lvlJc w:val="left"/>
+      <w:pPr>
+        <w:ind w:left="6120" w:hanging="360"/>
+      </w:pPr>
+      <w:rPr>
+        <w:rFonts w:ascii="Wingdings" w:hAnsi="Wingdings" w:hint="default"/>
+      </w:rPr>
+    </w:lvl>
+  </w:abstractNum>
+  <w:abstractNum w:abstractNumId="10" w15:restartNumberingAfterBreak="0">
     <w:nsid w:val="1C701DBD"/>
     <w:multiLevelType w:val="hybridMultilevel"/>
     <w:tmpl w:val="8570A53A"/>
@@ -4622,7 +4644,7 @@
       </w:pPr>
     </w:lvl>
   </w:abstractNum>
-  <w:abstractNum w:abstractNumId="8" w15:restartNumberingAfterBreak="0">
+  <w:abstractNum w:abstractNumId="11" w15:restartNumberingAfterBreak="0">
     <w:nsid w:val="212823D0"/>
     <w:multiLevelType w:val="hybridMultilevel"/>
     <w:tmpl w:val="94EA5074"/>
@@ -4708,7 +4730,7 @@
       </w:pPr>
     </w:lvl>
   </w:abstractNum>
-  <w:abstractNum w:abstractNumId="9" w15:restartNumberingAfterBreak="0">
+  <w:abstractNum w:abstractNumId="12" w15:restartNumberingAfterBreak="0">
     <w:nsid w:val="22665830"/>
     <w:multiLevelType w:val="hybridMultilevel"/>
     <w:tmpl w:val="8570A53A"/>
@@ -4797,7 +4819,7 @@
       </w:pPr>
     </w:lvl>
   </w:abstractNum>
-  <w:abstractNum w:abstractNumId="10" w15:restartNumberingAfterBreak="0">
+  <w:abstractNum w:abstractNumId="13" w15:restartNumberingAfterBreak="0">
     <w:nsid w:val="22693C3E"/>
     <w:multiLevelType w:val="hybridMultilevel"/>
     <w:tmpl w:val="C0E49EAE"/>
@@ -4886,7 +4908,7 @@
       </w:pPr>
     </w:lvl>
   </w:abstractNum>
-  <w:abstractNum w:abstractNumId="11" w15:restartNumberingAfterBreak="0">
+  <w:abstractNum w:abstractNumId="14" w15:restartNumberingAfterBreak="0">
     <w:nsid w:val="31DA3354"/>
     <w:multiLevelType w:val="hybridMultilevel"/>
     <w:tmpl w:val="BECE77BE"/>
@@ -4972,7 +4994,7 @@
       </w:pPr>
     </w:lvl>
   </w:abstractNum>
-  <w:abstractNum w:abstractNumId="12" w15:restartNumberingAfterBreak="0">
+  <w:abstractNum w:abstractNumId="15" w15:restartNumberingAfterBreak="0">
     <w:nsid w:val="38597691"/>
     <w:multiLevelType w:val="hybridMultilevel"/>
     <w:tmpl w:val="E104D2C6"/>
@@ -5085,7 +5107,7 @@
       </w:pPr>
     </w:lvl>
   </w:abstractNum>
-  <w:abstractNum w:abstractNumId="13" w15:restartNumberingAfterBreak="0">
+  <w:abstractNum w:abstractNumId="16" w15:restartNumberingAfterBreak="0">
     <w:nsid w:val="49FA380A"/>
     <w:multiLevelType w:val="hybridMultilevel"/>
     <w:tmpl w:val="1676110C"/>
@@ -5174,7 +5196,7 @@
       </w:pPr>
     </w:lvl>
   </w:abstractNum>
-  <w:abstractNum w:abstractNumId="14" w15:restartNumberingAfterBreak="0">
+  <w:abstractNum w:abstractNumId="17" w15:restartNumberingAfterBreak="0">
     <w:nsid w:val="4FAA006A"/>
     <w:multiLevelType w:val="hybridMultilevel"/>
     <w:tmpl w:val="94EA5074"/>
@@ -5260,7 +5282,7 @@
       </w:pPr>
     </w:lvl>
   </w:abstractNum>
-  <w:abstractNum w:abstractNumId="15" w15:restartNumberingAfterBreak="0">
+  <w:abstractNum w:abstractNumId="18" w15:restartNumberingAfterBreak="0">
     <w:nsid w:val="5CEF0FC2"/>
     <w:multiLevelType w:val="hybridMultilevel"/>
     <w:tmpl w:val="A1E2E83A"/>
@@ -5373,7 +5395,7 @@
       </w:rPr>
     </w:lvl>
   </w:abstractNum>
-  <w:abstractNum w:abstractNumId="16" w15:restartNumberingAfterBreak="0">
+  <w:abstractNum w:abstractNumId="19" w15:restartNumberingAfterBreak="0">
     <w:nsid w:val="61E5548B"/>
     <w:multiLevelType w:val="hybridMultilevel"/>
     <w:tmpl w:val="8570A53A"/>
@@ -5462,7 +5484,7 @@
       </w:pPr>
     </w:lvl>
   </w:abstractNum>
-  <w:abstractNum w:abstractNumId="17" w15:restartNumberingAfterBreak="0">
+  <w:abstractNum w:abstractNumId="20" w15:restartNumberingAfterBreak="0">
     <w:nsid w:val="65B065B4"/>
     <w:multiLevelType w:val="hybridMultilevel"/>
     <w:tmpl w:val="5D700912"/>
@@ -5576,7 +5598,7 @@
       </w:rPr>
     </w:lvl>
   </w:abstractNum>
-  <w:abstractNum w:abstractNumId="18" w15:restartNumberingAfterBreak="0">
+  <w:abstractNum w:abstractNumId="21" w15:restartNumberingAfterBreak="0">
     <w:nsid w:val="6C704C18"/>
     <w:multiLevelType w:val="hybridMultilevel"/>
     <w:tmpl w:val="67D27778"/>
@@ -5665,7 +5687,7 @@
       </w:pPr>
     </w:lvl>
   </w:abstractNum>
-  <w:abstractNum w:abstractNumId="19" w15:restartNumberingAfterBreak="0">
+  <w:abstractNum w:abstractNumId="22" w15:restartNumberingAfterBreak="0">
     <w:nsid w:val="73560715"/>
     <w:multiLevelType w:val="hybridMultilevel"/>
     <w:tmpl w:val="BECE77BE"/>
@@ -5751,7 +5773,7 @@
       </w:pPr>
     </w:lvl>
   </w:abstractNum>
-  <w:abstractNum w:abstractNumId="20" w15:restartNumberingAfterBreak="0">
+  <w:abstractNum w:abstractNumId="23" w15:restartNumberingAfterBreak="0">
     <w:nsid w:val="74AA6EC1"/>
     <w:multiLevelType w:val="hybridMultilevel"/>
     <w:tmpl w:val="8570A53A"/>
@@ -5840,7 +5862,7 @@
       </w:pPr>
     </w:lvl>
   </w:abstractNum>
-  <w:abstractNum w:abstractNumId="21" w15:restartNumberingAfterBreak="0">
+  <w:abstractNum w:abstractNumId="24" w15:restartNumberingAfterBreak="0">
     <w:nsid w:val="77AC42FB"/>
     <w:multiLevelType w:val="hybridMultilevel"/>
     <w:tmpl w:val="BECE77BE"/>
@@ -5926,7 +5948,7 @@
       </w:pPr>
     </w:lvl>
   </w:abstractNum>
-  <w:abstractNum w:abstractNumId="22" w15:restartNumberingAfterBreak="0">
+  <w:abstractNum w:abstractNumId="25" w15:restartNumberingAfterBreak="0">
     <w:nsid w:val="7FB34F34"/>
     <w:multiLevelType w:val="hybridMultilevel"/>
     <w:tmpl w:val="A66C2B76"/>
@@ -6043,70 +6065,79 @@
     <w:abstractNumId w:val="0"/>
   </w:num>
   <w:num w:numId="2" w16cid:durableId="568808052">
+    <w:abstractNumId w:val="15"/>
+  </w:num>
+  <w:num w:numId="3" w16cid:durableId="1871723137">
+    <w:abstractNumId w:val="20"/>
+  </w:num>
+  <w:num w:numId="4" w16cid:durableId="466747827">
+    <w:abstractNumId w:val="8"/>
+  </w:num>
+  <w:num w:numId="5" w16cid:durableId="1839416192">
+    <w:abstractNumId w:val="3"/>
+  </w:num>
+  <w:num w:numId="6" w16cid:durableId="1474061882">
+    <w:abstractNumId w:val="11"/>
+  </w:num>
+  <w:num w:numId="7" w16cid:durableId="145901084">
+    <w:abstractNumId w:val="17"/>
+  </w:num>
+  <w:num w:numId="8" w16cid:durableId="1516842437">
+    <w:abstractNumId w:val="5"/>
+  </w:num>
+  <w:num w:numId="9" w16cid:durableId="292370289">
+    <w:abstractNumId w:val="13"/>
+  </w:num>
+  <w:num w:numId="10" w16cid:durableId="897014304">
+    <w:abstractNumId w:val="21"/>
+  </w:num>
+  <w:num w:numId="11" w16cid:durableId="882012758">
+    <w:abstractNumId w:val="16"/>
+  </w:num>
+  <w:num w:numId="12" w16cid:durableId="702285785">
+    <w:abstractNumId w:val="23"/>
+  </w:num>
+  <w:num w:numId="13" w16cid:durableId="762915624">
+    <w:abstractNumId w:val="6"/>
+  </w:num>
+  <w:num w:numId="14" w16cid:durableId="1239755907">
+    <w:abstractNumId w:val="19"/>
+  </w:num>
+  <w:num w:numId="15" w16cid:durableId="1728913164">
+    <w:abstractNumId w:val="10"/>
+  </w:num>
+  <w:num w:numId="16" w16cid:durableId="1332834968">
     <w:abstractNumId w:val="12"/>
   </w:num>
-  <w:num w:numId="3" w16cid:durableId="1871723137">
-    <w:abstractNumId w:val="17"/>
-  </w:num>
-  <w:num w:numId="4" w16cid:durableId="466747827">
-    <w:abstractNumId w:val="6"/>
-  </w:num>
-  <w:num w:numId="5" w16cid:durableId="1839416192">
-    <w:abstractNumId w:val="2"/>
-  </w:num>
-  <w:num w:numId="6" w16cid:durableId="1474061882">
-    <w:abstractNumId w:val="8"/>
-  </w:num>
-  <w:num w:numId="7" w16cid:durableId="145901084">
-    <w:abstractNumId w:val="14"/>
-  </w:num>
-  <w:num w:numId="8" w16cid:durableId="1516842437">
+  <w:num w:numId="17" w16cid:durableId="2016761938">
     <w:abstractNumId w:val="4"/>
   </w:num>
-  <w:num w:numId="9" w16cid:durableId="292370289">
-    <w:abstractNumId w:val="10"/>
-  </w:num>
-  <w:num w:numId="10" w16cid:durableId="897014304">
-    <w:abstractNumId w:val="18"/>
-  </w:num>
-  <w:num w:numId="11" w16cid:durableId="882012758">
-    <w:abstractNumId w:val="13"/>
-  </w:num>
-  <w:num w:numId="12" w16cid:durableId="702285785">
-    <w:abstractNumId w:val="20"/>
-  </w:num>
-  <w:num w:numId="13" w16cid:durableId="762915624">
-    <w:abstractNumId w:val="5"/>
-  </w:num>
-  <w:num w:numId="14" w16cid:durableId="1239755907">
-    <w:abstractNumId w:val="16"/>
-  </w:num>
-  <w:num w:numId="15" w16cid:durableId="1728913164">
-    <w:abstractNumId w:val="7"/>
-  </w:num>
-  <w:num w:numId="16" w16cid:durableId="1332834968">
-    <w:abstractNumId w:val="9"/>
-  </w:num>
-  <w:num w:numId="17" w16cid:durableId="2016761938">
-    <w:abstractNumId w:val="3"/>
-  </w:num>
   <w:num w:numId="18" w16cid:durableId="312878469">
-    <w:abstractNumId w:val="21"/>
+    <w:abstractNumId w:val="24"/>
   </w:num>
   <w:num w:numId="19" w16cid:durableId="600650231">
     <w:abstractNumId w:val="1"/>
   </w:num>
   <w:num w:numId="20" w16cid:durableId="2101677565">
-    <w:abstractNumId w:val="11"/>
+    <w:abstractNumId w:val="14"/>
   </w:num>
   <w:num w:numId="21" w16cid:durableId="1710757090">
-    <w:abstractNumId w:val="19"/>
+    <w:abstractNumId w:val="22"/>
   </w:num>
   <w:num w:numId="22" w16cid:durableId="106432385">
-    <w:abstractNumId w:val="15"/>
+    <w:abstractNumId w:val="18"/>
   </w:num>
   <w:num w:numId="23" w16cid:durableId="1516311587">
-    <w:abstractNumId w:val="22"/>
+    <w:abstractNumId w:val="25"/>
+  </w:num>
+  <w:num w:numId="24" w16cid:durableId="1869835227">
+    <w:abstractNumId w:val="2"/>
+  </w:num>
+  <w:num w:numId="25" w16cid:durableId="300617965">
+    <w:abstractNumId w:val="7"/>
+  </w:num>
+  <w:num w:numId="26" w16cid:durableId="2057199526">
+    <w:abstractNumId w:val="9"/>
   </w:num>
 </w:numbering>
 </file>
@@ -6117,7 +6148,7 @@
     <w:rPrDefault>
       <w:rPr>
         <w:rFonts w:ascii="Times New Roman" w:eastAsia="Times New Roman" w:hAnsi="Times New Roman" w:cs="Times New Roman"/>
-        <w:lang w:val="en-NZ" w:eastAsia="en-NZ" w:bidi="my-MM"/>
+        <w:lang w:val="en-NZ" w:eastAsia="ja-JP" w:bidi="ar-SA"/>
       </w:rPr>
     </w:rPrDefault>
     <w:pPrDefault/>
@@ -6410,6 +6441,7 @@
     <w:rPr>
       <w:sz w:val="24"/>
       <w:szCs w:val="24"/>
+      <w:lang w:eastAsia="en-NZ" w:bidi="my-MM"/>
     </w:rPr>
   </w:style>
   <w:style w:type="character" w:default="1" w:styleId="DefaultParagraphFont">
